--- a/docs/downloads/john-nelson-darby/تم/doc_0369.docx
+++ b/docs/downloads/john-nelson-darby/تم/doc_0369.docx
@@ -4,10 +4,11 @@
   <w:body>
     <w:p>
       <w:pPr>
+        <w:bidi/>
         <w:jc w:val="both"/>
         <w:rPr>
           <w:rtl/>
-          <w:lang w:bidi="ar-AE"/>
+          <w:lang w:bidi="ar-SA"/>
         </w:rPr>
       </w:pPr>
       <w:hyperlink r:id="rId4" w:history="1">
@@ -16,831 +17,362 @@
             <w:rStyle w:val="Hyperlink"/>
             <w:rFonts w:hint="cs"/>
             <w:rtl/>
-            <w:lang w:bidi="ar-AE"/>
+            <w:lang w:bidi="ar-SA"/>
           </w:rPr>
-          <w:t>مستعد لمجيء الرب</w:t>
+          <w:t>في بيت</w:t>
+        </w:r>
+        <w:r>
+          <w:rPr>
+            <w:rStyle w:val="Hyperlink"/>
+            <w:rFonts w:hint="cs"/>
+            <w:rtl/>
+            <w:lang w:bidi="ar-SA"/>
+          </w:rPr>
+          <w:t>ك مع الله</w:t>
+        </w:r>
+        <w:r>
+          <w:rPr>
+            <w:rStyle w:val="Hyperlink"/>
+            <w:rFonts w:hint="cs"/>
+            <w:rtl/>
+            <w:lang w:bidi="ar-SA"/>
+          </w:rPr>
+          <w:t>؟</w:t>
         </w:r>
       </w:hyperlink>
     </w:p>
     <w:p>
       <w:pPr>
+        <w:bidi/>
         <w:jc w:val="both"/>
         <w:rPr>
           <w:rtl/>
-          <w:lang w:bidi="ar-AE"/>
+          <w:lang w:bidi="ar-SA"/>
         </w:rPr>
       </w:pPr>
       <w:r>
         <w:rPr>
           <w:rFonts w:hint="cs"/>
           <w:rtl/>
-          <w:lang w:bidi="ar-AE"/>
-        </w:rPr>
-        <w:t>لوقا 12: 36</w:t>
+          <w:lang w:bidi="ar-SA"/>
+        </w:rPr>
+        <w:t>2. كورنثوس 4: 4</w:t>
       </w:r>
     </w:p>
     <w:p>
       <w:pPr>
+        <w:bidi/>
         <w:jc w:val="both"/>
         <w:rPr>
           <w:rtl/>
-          <w:lang w:bidi="ar-AE"/>
+          <w:lang w:bidi="ar-SA"/>
         </w:rPr>
       </w:pPr>
       <w:r>
         <w:rPr>
-          <w:lang w:bidi="ar-AE"/>
+          <w:lang w:bidi="ar-SA"/>
         </w:rPr>
         <w:t>John Nelson Darby</w:t>
       </w:r>
     </w:p>
     <w:p>
       <w:pPr>
+        <w:bidi/>
         <w:jc w:val="both"/>
         <w:rPr>
           <w:rtl/>
-          <w:lang w:bidi="ar-AE"/>
+          <w:lang w:bidi="ar-SA"/>
         </w:rPr>
       </w:pPr>
       <w:r>
         <w:rPr>
           <w:rFonts w:hint="cs"/>
           <w:rtl/>
-          <w:lang w:bidi="ar-AE"/>
+          <w:lang w:bidi="ar-SA"/>
         </w:rPr>
         <w:t>"</w:t>
       </w:r>
       <w:r>
         <w:rPr>
-          <w:rtl/>
-          <w:lang w:bidi="ar-AE"/>
-        </w:rPr>
-        <w:t xml:space="preserve"> وَأَنْتُمْ مِثْلُ أُنَاسٍ يَنْتَظِرُونَ سَيِّدَهُمْ</w:t>
-      </w:r>
-      <w:r>
-        <w:rPr>
-          <w:rFonts w:hint="cs"/>
-          <w:rtl/>
-          <w:lang w:bidi="ar-AE"/>
-        </w:rPr>
-        <w:t>" (لوقا 12: 36)</w:t>
+          <w:rFonts w:ascii="Arial" w:hAnsi="Arial" w:cs="Arial" w:hint="cs"/>
+          <w:rtl/>
+          <w:lang w:bidi="ar-SA"/>
+        </w:rPr>
+        <w:t>​</w:t>
+      </w:r>
+      <w:r>
+        <w:rPr>
+          <w:rFonts w:hint="cs"/>
+          <w:rtl/>
+          <w:lang w:bidi="ar-SA"/>
+        </w:rPr>
+        <w:t>الَّذِينَ</w:t>
+      </w:r>
+      <w:r>
+        <w:rPr>
+          <w:rtl/>
+          <w:lang w:bidi="ar-SA"/>
+        </w:rPr>
+        <w:t xml:space="preserve"> </w:t>
+      </w:r>
+      <w:r>
+        <w:rPr>
+          <w:rFonts w:hint="cs"/>
+          <w:rtl/>
+          <w:lang w:bidi="ar-SA"/>
+        </w:rPr>
+        <w:t>فِيهِمْ</w:t>
+      </w:r>
+      <w:r>
+        <w:rPr>
+          <w:rtl/>
+          <w:lang w:bidi="ar-SA"/>
+        </w:rPr>
+        <w:t xml:space="preserve"> </w:t>
+      </w:r>
+      <w:r>
+        <w:rPr>
+          <w:rFonts w:hint="cs"/>
+          <w:rtl/>
+          <w:lang w:bidi="ar-SA"/>
+        </w:rPr>
+        <w:t>إِلهُ</w:t>
+      </w:r>
+      <w:r>
+        <w:rPr>
+          <w:rtl/>
+          <w:lang w:bidi="ar-SA"/>
+        </w:rPr>
+        <w:t xml:space="preserve"> </w:t>
+      </w:r>
+      <w:r>
+        <w:rPr>
+          <w:rFonts w:hint="cs"/>
+          <w:rtl/>
+          <w:lang w:bidi="ar-SA"/>
+        </w:rPr>
+        <w:t>هذَا</w:t>
+      </w:r>
+      <w:r>
+        <w:rPr>
+          <w:rtl/>
+          <w:lang w:bidi="ar-SA"/>
+        </w:rPr>
+        <w:t xml:space="preserve"> </w:t>
+      </w:r>
+      <w:r>
+        <w:rPr>
+          <w:rFonts w:hint="cs"/>
+          <w:rtl/>
+          <w:lang w:bidi="ar-SA"/>
+        </w:rPr>
+        <w:t>الدَّهْرِ</w:t>
+      </w:r>
+      <w:r>
+        <w:rPr>
+          <w:rtl/>
+          <w:lang w:bidi="ar-SA"/>
+        </w:rPr>
+        <w:t xml:space="preserve"> </w:t>
+      </w:r>
+      <w:r>
+        <w:rPr>
+          <w:rFonts w:hint="cs"/>
+          <w:rtl/>
+          <w:lang w:bidi="ar-SA"/>
+        </w:rPr>
+        <w:t>قَدْ</w:t>
+      </w:r>
+      <w:r>
+        <w:rPr>
+          <w:rtl/>
+          <w:lang w:bidi="ar-SA"/>
+        </w:rPr>
+        <w:t xml:space="preserve"> </w:t>
+      </w:r>
+      <w:r>
+        <w:rPr>
+          <w:rFonts w:hint="cs"/>
+          <w:rtl/>
+          <w:lang w:bidi="ar-SA"/>
+        </w:rPr>
+        <w:t>أَعْمَى</w:t>
+      </w:r>
+      <w:r>
+        <w:rPr>
+          <w:rtl/>
+          <w:lang w:bidi="ar-SA"/>
+        </w:rPr>
+        <w:t xml:space="preserve"> </w:t>
+      </w:r>
+      <w:r>
+        <w:rPr>
+          <w:rFonts w:hint="cs"/>
+          <w:rtl/>
+          <w:lang w:bidi="ar-SA"/>
+        </w:rPr>
+        <w:t>أَذْهَانَ</w:t>
+      </w:r>
+      <w:r>
+        <w:rPr>
+          <w:rtl/>
+          <w:lang w:bidi="ar-SA"/>
+        </w:rPr>
+        <w:t xml:space="preserve"> </w:t>
+      </w:r>
+      <w:r>
+        <w:rPr>
+          <w:rFonts w:hint="cs"/>
+          <w:rtl/>
+          <w:lang w:bidi="ar-SA"/>
+        </w:rPr>
+        <w:t>غَيْرِ</w:t>
+      </w:r>
+      <w:r>
+        <w:rPr>
+          <w:rtl/>
+          <w:lang w:bidi="ar-SA"/>
+        </w:rPr>
+        <w:t xml:space="preserve"> </w:t>
+      </w:r>
+      <w:r>
+        <w:rPr>
+          <w:rFonts w:hint="cs"/>
+          <w:rtl/>
+          <w:lang w:bidi="ar-SA"/>
+        </w:rPr>
+        <w:t>الْمُؤْمِنِينَ،</w:t>
+      </w:r>
+      <w:r>
+        <w:rPr>
+          <w:rFonts w:hint="cs"/>
+          <w:rtl/>
+          <w:lang w:bidi="ar-SA"/>
+        </w:rPr>
+        <w:t>"</w:t>
       </w:r>
     </w:p>
     <w:p>
       <w:pPr>
+        <w:bidi/>
         <w:jc w:val="both"/>
         <w:rPr>
           <w:rtl/>
-          <w:lang w:bidi="ar-AE"/>
+          <w:lang w:bidi="ar-SA"/>
         </w:rPr>
       </w:pPr>
       <w:r>
         <w:rPr>
           <w:rFonts w:hint="cs"/>
           <w:rtl/>
-          <w:lang w:bidi="ar-AE"/>
-        </w:rPr>
-        <w:t>إن الذي يجب أن يميز المؤمنين ليس مجرد تمسكهم بالتعليم عن مجيء الرب، وإنما انتظارهم اليومي له. على نفوسهم أن تكون في حالة تأهب مستمر، تأهب ليروه ويكونوا معه ومثله. وذلك ليس لأن العالم الذي يعاديهم مُقبِل على دينونته. نحن حصلنا على نعمة وننتظر الذي خلّصنا لكيما نعرف عندها تمامًا ما هو لنا في شخصه الثمين. الدينونة ليست هي موضوع رجائنا وفرحنا كما هو موضوع المؤمنين الذين سيكونون في زمن الضيقة العظيمة على الأرض؛ لأن "</w:t>
-      </w:r>
-      <w:r>
-        <w:rPr>
-          <w:rtl/>
-          <w:lang w:bidi="ar-AE"/>
-        </w:rPr>
-        <w:t>وَيَكُونُ كُلُّ مُرُورِ عَصَا الْقَضَاءِ الَّتِي يُنْزِلُهَا الرَّبُّ عَلَيْهِ بِالدُّفُوفِ وَالْعِيدَانِ.</w:t>
-      </w:r>
-      <w:r>
-        <w:rPr>
-          <w:rFonts w:hint="cs"/>
-          <w:rtl/>
-          <w:lang w:bidi="ar-AE"/>
-        </w:rPr>
-        <w:t>" (أشعياء 30 :32). إن نصيبنا هو بالحري أن ننتظره ببساطة قلب.</w:t>
+          <w:lang w:bidi="ar-SA"/>
+        </w:rPr>
+        <w:t>إنه شيء مميز في الإنسان بأنه لا يشعر نفسه حرًا من نحو الله، ولكنه يشعر بحرية مع الشيطان. هو عنده خوف من الله، لكنه لا يخاف الشيطان. طبعًا هو لا يودّ بأن يكون في الجحيم مع الشيطان فهذه بالنسبة له فكرة سيئة؛ لكنه لا يرى أي شيء سيء في أن يسير معه يوميًا</w:t>
+      </w:r>
+      <w:r>
+        <w:rPr>
+          <w:rFonts w:hint="cs"/>
+          <w:rtl/>
+          <w:lang w:bidi="ar-SA"/>
+        </w:rPr>
+        <w:t>.</w:t>
       </w:r>
     </w:p>
     <w:p>
       <w:pPr>
+        <w:bidi/>
         <w:jc w:val="both"/>
         <w:rPr>
-          <w:rFonts w:hint="cs"/>
-          <w:rtl/>
-          <w:lang w:bidi="ar-AE"/>
+          <w:rtl/>
+          <w:lang w:bidi="ar-SA"/>
         </w:rPr>
       </w:pPr>
       <w:r>
         <w:rPr>
           <w:rFonts w:hint="cs"/>
           <w:rtl/>
-          <w:lang w:bidi="ar-AE"/>
-        </w:rPr>
-        <w:t>إن كل سلوك وطابع المؤمن متعلق</w:t>
-      </w:r>
-      <w:r>
-        <w:rPr>
-          <w:rFonts w:hint="cs"/>
-          <w:rtl/>
-          <w:lang w:bidi="ar-SA"/>
-        </w:rPr>
-        <w:t xml:space="preserve"> في</w:t>
-      </w:r>
-      <w:r>
-        <w:rPr>
-          <w:rFonts w:hint="cs"/>
-          <w:rtl/>
-          <w:lang w:bidi="ar-AE"/>
-        </w:rPr>
-        <w:t xml:space="preserve"> إن كان ينتظر الرب. كل شخص يجب أن يميز فينا بأننا ليس لنا ما نفعله في هذا العالم إلا عبوره</w:t>
-      </w:r>
-      <w:r>
-        <w:rPr>
-          <w:rFonts w:hint="cs"/>
-          <w:rtl/>
-          <w:lang w:bidi="ar-AE"/>
-        </w:rPr>
-        <w:t>، بأننا لا نملك فيه أي شيء وبأننا رجعنا "</w:t>
-      </w:r>
-      <w:r>
-        <w:rPr>
-          <w:rtl/>
-          <w:lang w:bidi="ar-AE"/>
-        </w:rPr>
-        <w:t>مِنَ الأَوْثَانِ، لِتَعْبُدُوا اللهَ الْحَيَّ الْحَقِيقِيَّ،</w:t>
-      </w:r>
-      <w:r>
-        <w:rPr>
-          <w:rFonts w:hint="cs"/>
-          <w:rtl/>
-          <w:lang w:bidi="ar-AE"/>
-        </w:rPr>
-        <w:t xml:space="preserve"> </w:t>
-      </w:r>
-      <w:r>
-        <w:rPr>
-          <w:rtl/>
-          <w:lang w:bidi="ar-AE"/>
-        </w:rPr>
-        <w:t>وَتَنْتَظِرُوا ابْنَهُ مِنَ السَّمَاءِ،</w:t>
-      </w:r>
-      <w:r>
-        <w:rPr>
-          <w:rFonts w:hint="cs"/>
-          <w:rtl/>
-          <w:lang w:bidi="ar-AE"/>
-        </w:rPr>
-        <w:t>" (1. تسالونيكي 1: 9، 10). أهل تسالونيكي رجعوا</w:t>
-      </w:r>
-      <w:r>
-        <w:rPr>
-          <w:rFonts w:hint="cs"/>
-          <w:rtl/>
-          <w:lang w:bidi="ar-AE"/>
-        </w:rPr>
-        <w:t xml:space="preserve"> بالإيمان</w:t>
-      </w:r>
-      <w:r>
-        <w:rPr>
-          <w:rFonts w:hint="cs"/>
-          <w:rtl/>
-          <w:lang w:bidi="ar-AE"/>
-        </w:rPr>
-        <w:t xml:space="preserve"> لأجل هذا الرجاء؛ إذ كانوا ينتمون لعالم رفض ابن الله، ولذا كان لا بد لهم أن يعرضوا عن هذه الأوثان ليعبدوا "الله الحي الحقيقي وينتظروا ابنه من السماء".</w:t>
+          <w:lang w:bidi="ar-SA"/>
+        </w:rPr>
+        <w:t xml:space="preserve">هو يشعر نفسه حرًا مع الشيطان وهو يسير معه دون أي إرغام على ذلك على الأرض؛ لكن بأن يسير مع الله فهو أمر فظيع بالنسبة له. هل تشعر بحرية مع الله؟ أنا أعرف بأن يومًا ما تودّ بأن تكون مع الله في السماء، لكن هل أنت مشتاق الآن بأن تكون قريبًا منه؟ هذا هو السؤال. هل تشعر بأنك في بيتك مع الله؟ هل أنت مرتاح من الفكرة بأنه يقبلك كما أنت؟ </w:t>
+      </w:r>
+      <w:r>
+        <w:rPr>
+          <w:rFonts w:hint="cs"/>
+          <w:rtl/>
+          <w:lang w:bidi="ar-SA"/>
+        </w:rPr>
+        <w:t>هل تضع ثقتك في الله بأن يقبلك كما أنت؟ أم أنك متحيّر من الفكرة بأن الله سيقبلك كما أنت؟ ما هو الفظيع في أن تفكّر بالله؟ لماذا لا تريد أن تضع ثقتك في الله في الحالة التي أنت موجود فيها؟</w:t>
       </w:r>
     </w:p>
     <w:p>
       <w:pPr>
+        <w:bidi/>
         <w:jc w:val="both"/>
         <w:rPr>
-          <w:rtl/>
-          <w:lang w:bidi="ar-AE"/>
+          <w:rFonts w:hint="cs"/>
+          <w:rtl/>
+          <w:lang w:bidi="ar-SA"/>
         </w:rPr>
       </w:pPr>
       <w:r>
         <w:rPr>
           <w:rFonts w:hint="cs"/>
           <w:rtl/>
-          <w:lang w:bidi="ar-AE"/>
-        </w:rPr>
-        <w:t xml:space="preserve">إن ما أريد بأن أضعه على قلوب جميع قرائي بإلحاح، هو بأن ينتظروا الرب بشكل شخصي، لا أن يعرفوا تعليم مجيئه، وإنما ينتظروه فعلاً في كل يوم. أينما كانت مشيئة الرب </w:t>
-      </w:r>
-      <w:r>
-        <w:rPr>
-          <w:rtl/>
-          <w:lang w:bidi="ar-AE"/>
-        </w:rPr>
-        <w:t>–</w:t>
-      </w:r>
-      <w:r>
-        <w:rPr>
-          <w:rFonts w:hint="cs"/>
-          <w:rtl/>
-          <w:lang w:bidi="ar-AE"/>
-        </w:rPr>
-        <w:t xml:space="preserve"> وبالتأكيد أتمنى بأن يجدني عاملاً مشيئته عند مجيئه. غير أن</w:t>
-      </w:r>
-      <w:r>
-        <w:rPr>
-          <w:rFonts w:hint="cs"/>
-          <w:rtl/>
-          <w:lang w:bidi="ar-AE"/>
-        </w:rPr>
-        <w:t xml:space="preserve"> هذا الأمر</w:t>
-      </w:r>
-      <w:r>
-        <w:rPr>
-          <w:rFonts w:hint="cs"/>
-          <w:rtl/>
-          <w:lang w:bidi="ar-AE"/>
-        </w:rPr>
-        <w:t xml:space="preserve"> ليس أهم مسألة؛ فبالحري</w:t>
-      </w:r>
-      <w:r>
-        <w:rPr>
-          <w:rFonts w:hint="cs"/>
-          <w:rtl/>
-          <w:lang w:bidi="ar-AE"/>
-        </w:rPr>
-        <w:t xml:space="preserve"> ه</w:t>
-      </w:r>
-      <w:r>
-        <w:rPr>
-          <w:rFonts w:hint="cs"/>
-          <w:rtl/>
-          <w:lang w:bidi="ar-AE"/>
-        </w:rPr>
-        <w:t>و</w:t>
-      </w:r>
-      <w:r>
-        <w:rPr>
-          <w:rFonts w:hint="cs"/>
-          <w:rtl/>
-          <w:lang w:bidi="ar-AE"/>
-        </w:rPr>
-        <w:t>: "هل أنتظره يوميًا؟</w:t>
-      </w:r>
-      <w:r>
-        <w:rPr>
-          <w:rFonts w:hint="cs"/>
-          <w:rtl/>
-          <w:lang w:bidi="ar-AE"/>
-        </w:rPr>
-        <w:t>"</w:t>
-      </w:r>
-    </w:p>
-    <w:p>
-      <w:pPr>
-        <w:jc w:val="both"/>
-        <w:rPr>
-          <w:rtl/>
-          <w:lang w:bidi="ar-AE"/>
-        </w:rPr>
-      </w:pPr>
-      <w:r>
-        <w:rPr>
-          <w:rFonts w:hint="cs"/>
-          <w:rtl/>
-          <w:lang w:bidi="ar-AE"/>
-        </w:rPr>
-        <w:t>في 1. تسالونيكي 2</w:t>
-      </w:r>
-      <w:r>
-        <w:rPr>
-          <w:rFonts w:hint="cs"/>
-          <w:rtl/>
-          <w:lang w:bidi="ar-AE"/>
-        </w:rPr>
-        <w:t>: 9</w:t>
-      </w:r>
-      <w:r>
-        <w:rPr>
-          <w:rFonts w:hint="cs"/>
-          <w:rtl/>
-          <w:lang w:bidi="ar-AE"/>
-        </w:rPr>
-        <w:t xml:space="preserve"> يرتبط رجاء مجيء المسيح بالخدمة: "</w:t>
-      </w:r>
-      <w:r>
-        <w:rPr>
-          <w:rtl/>
-          <w:lang w:bidi="ar-AE"/>
-        </w:rPr>
-        <w:t>لأَنْ مَنْ هُوَ رَجَاؤُنَا وَفَرَحُنَا وَإِكْلِيلُ افْتِخَارِنَا؟ أَمْ لَسْتُمْ أَنْتُمْ أَيْضًا أَمَامَ رَبِّنَا يَسُوعَ الْمَسِيحِ فِي مَجِيئِهِ؟</w:t>
-      </w:r>
-      <w:r>
-        <w:rPr>
-          <w:rFonts w:hint="cs"/>
-          <w:rtl/>
-          <w:lang w:bidi="ar-AE"/>
-        </w:rPr>
-        <w:t xml:space="preserve">" في تلك اللحظة سيحصل بولس على أجرة خدمته </w:t>
-      </w:r>
-      <w:r>
-        <w:rPr>
-          <w:rFonts w:hint="cs"/>
-          <w:rtl/>
-          <w:lang w:bidi="ar-AE"/>
-        </w:rPr>
-        <w:t>لأجل</w:t>
-      </w:r>
-      <w:r>
-        <w:rPr>
-          <w:rFonts w:hint="cs"/>
-          <w:rtl/>
-          <w:lang w:bidi="ar-AE"/>
-        </w:rPr>
-        <w:t xml:space="preserve"> القديسين.</w:t>
-      </w:r>
-    </w:p>
-    <w:p>
-      <w:pPr>
-        <w:jc w:val="both"/>
-        <w:rPr>
-          <w:rtl/>
-          <w:lang w:bidi="ar-AE"/>
-        </w:rPr>
-      </w:pPr>
-      <w:r>
-        <w:rPr>
-          <w:rFonts w:hint="cs"/>
-          <w:rtl/>
-          <w:lang w:bidi="ar-AE"/>
-        </w:rPr>
-        <w:t>من ثم في 1. تسالونيكي 3: 13 يرتبط الرجاء بسلوكنا</w:t>
-      </w:r>
-      <w:r>
-        <w:rPr>
-          <w:rFonts w:hint="cs"/>
-          <w:rtl/>
-          <w:lang w:bidi="ar-AE"/>
-        </w:rPr>
-        <w:t xml:space="preserve"> كدافع للقداسة: "ب</w:t>
-      </w:r>
-      <w:r>
-        <w:rPr>
-          <w:rtl/>
-          <w:lang w:bidi="ar-AE"/>
-        </w:rPr>
-        <w:t>لاَ لَوْمٍ فِي الْقَدَاسَةِ، أَمَامَ اللهِ أَبِينَا فِي مَجِيءِ رَبِّنَا يَسُوعَ الْمَسِيحِ مَعَ جَمِيعِ قِدِّيسِيهِ.</w:t>
-      </w:r>
-      <w:r>
-        <w:rPr>
-          <w:rFonts w:hint="cs"/>
-          <w:rtl/>
-          <w:lang w:bidi="ar-AE"/>
-        </w:rPr>
-        <w:t>"</w:t>
-      </w:r>
-    </w:p>
-    <w:p>
-      <w:pPr>
-        <w:jc w:val="both"/>
-        <w:rPr>
-          <w:rtl/>
-          <w:lang w:bidi="ar-AE"/>
-        </w:rPr>
-      </w:pPr>
-      <w:r>
-        <w:rPr>
-          <w:rFonts w:hint="cs"/>
-          <w:rtl/>
-          <w:lang w:bidi="ar-AE"/>
-        </w:rPr>
-        <w:t xml:space="preserve">في 1. تسالونيكي 4: 16 </w:t>
-      </w:r>
-      <w:r>
-        <w:rPr>
-          <w:rtl/>
-          <w:lang w:bidi="ar-AE"/>
-        </w:rPr>
-        <w:t>–</w:t>
-      </w:r>
-      <w:r>
-        <w:rPr>
-          <w:rFonts w:hint="cs"/>
-          <w:rtl/>
-          <w:lang w:bidi="ar-AE"/>
-        </w:rPr>
-        <w:t xml:space="preserve"> 18 أخيرًا يظهر تعليم الرجاء ويخبرنا بالصورة التي سيتم بها: "</w:t>
-      </w:r>
-      <w:r>
-        <w:rPr>
-          <w:rtl/>
-          <w:lang w:bidi="ar-AE"/>
-        </w:rPr>
-        <w:t>لأَنَّ الرَّبّ نَفْسَهُ بِهُتَافٍ، بِصَوْتِ رَئِيسِ مَلاَئِكَةٍ وَبُوقِ اللهِ، سَوْفَ يَنْزِلُ مِنَ السَّمَاءِ وَالأَمْوَاتُ فِي الْمَسِيحِ سَيَقُومُونَ أَوَّلاً.  17ثُمَّ نَحْنُ الأَحْيَاءَ الْبَاقِينَ سَنُخْطَفُ جَمِيعًا مَعَهُمْ فِي السُّحُبِ لِمُلاَقَاةِ الرَّبِّ فِي الْهَوَاءِ، وَهكَذَا نَكُونُ كُلَّ حِينٍ مَعَ الرَّبِّ.</w:t>
-      </w:r>
-      <w:r>
-        <w:rPr>
-          <w:rFonts w:hint="cs"/>
-          <w:rtl/>
-          <w:lang w:bidi="ar-AE"/>
-        </w:rPr>
-        <w:t>" من هذه الكلمات نحن نرى كم انتظار مجيء الرب كان حاضرًا في المؤمنين. بولس يقول: "</w:t>
-      </w:r>
-      <w:r>
-        <w:rPr>
-          <w:rtl/>
-        </w:rPr>
-        <w:t xml:space="preserve"> </w:t>
-      </w:r>
-      <w:r>
-        <w:rPr>
-          <w:rtl/>
-          <w:lang w:bidi="ar-AE"/>
-        </w:rPr>
-        <w:t>نَحْنُ الأَحْيَاءَ الْبَاقِينَ</w:t>
-      </w:r>
-      <w:r>
-        <w:rPr>
-          <w:rFonts w:hint="cs"/>
-          <w:rtl/>
-          <w:lang w:bidi="ar-AE"/>
-        </w:rPr>
-        <w:t xml:space="preserve">". لماذا "نحن"؟ </w:t>
-      </w:r>
-      <w:r>
-        <w:rPr>
-          <w:rFonts w:hint="cs"/>
-          <w:rtl/>
-          <w:lang w:bidi="ar-AE"/>
-        </w:rPr>
-        <w:t>لأنه كان ينتظر المجيء حينذاك. هذا كان طابعه آنذاك، طابع إنسان ينتظر سيده. وهل فقد هذا الطابع لأنه مات قبل مجيء الرب؟ كلا، البتة.</w:t>
-      </w:r>
-    </w:p>
-    <w:p>
-      <w:pPr>
-        <w:jc w:val="both"/>
-        <w:rPr>
-          <w:rtl/>
-          <w:lang w:bidi="ar-AE"/>
-        </w:rPr>
-      </w:pPr>
-      <w:r>
-        <w:rPr>
-          <w:rFonts w:hint="cs"/>
-          <w:rtl/>
-          <w:lang w:bidi="ar-AE"/>
-        </w:rPr>
-        <w:t xml:space="preserve">مع أن بطرس حصل على إعلان بأنه سيخلع خيمته، إلا أنه كان ينتظر يوميًا </w:t>
-      </w:r>
-      <w:r>
-        <w:rPr>
-          <w:rFonts w:hint="cs"/>
-          <w:rtl/>
-          <w:lang w:bidi="ar-AE"/>
-        </w:rPr>
-        <w:t>م</w:t>
-      </w:r>
-      <w:r>
-        <w:rPr>
-          <w:rFonts w:hint="cs"/>
-          <w:rtl/>
-          <w:lang w:bidi="ar-AE"/>
-        </w:rPr>
-        <w:t>جيء الرب. هذا كان طابعه آنذاك وسيكون كذلك متى ما جاء الرب؛ فهو لن يخسر أي شيء بموته. "</w:t>
-      </w:r>
-      <w:r>
-        <w:rPr>
-          <w:rtl/>
-        </w:rPr>
-        <w:t xml:space="preserve"> </w:t>
-      </w:r>
-      <w:r>
-        <w:rPr>
-          <w:rFonts w:ascii="Arial" w:hAnsi="Arial" w:cs="Arial" w:hint="cs"/>
-          <w:rtl/>
-          <w:lang w:bidi="ar-AE"/>
-        </w:rPr>
-        <w:t>​</w:t>
-      </w:r>
-      <w:r>
-        <w:rPr>
-          <w:rFonts w:hint="cs"/>
-          <w:rtl/>
-          <w:lang w:bidi="ar-AE"/>
-        </w:rPr>
-        <w:t>وَأَنْتُمْ</w:t>
-      </w:r>
-      <w:r>
-        <w:rPr>
-          <w:rtl/>
-          <w:lang w:bidi="ar-AE"/>
-        </w:rPr>
-        <w:t xml:space="preserve"> </w:t>
-      </w:r>
-      <w:r>
-        <w:rPr>
-          <w:rFonts w:hint="cs"/>
-          <w:rtl/>
-          <w:lang w:bidi="ar-AE"/>
-        </w:rPr>
-        <w:t>مِثْلُ</w:t>
-      </w:r>
-      <w:r>
-        <w:rPr>
-          <w:rtl/>
-          <w:lang w:bidi="ar-AE"/>
-        </w:rPr>
-        <w:t xml:space="preserve"> </w:t>
-      </w:r>
-      <w:r>
-        <w:rPr>
-          <w:rFonts w:hint="cs"/>
-          <w:rtl/>
-          <w:lang w:bidi="ar-AE"/>
-        </w:rPr>
-        <w:t>أُنَاسٍ</w:t>
-      </w:r>
-      <w:r>
-        <w:rPr>
-          <w:rtl/>
-          <w:lang w:bidi="ar-AE"/>
-        </w:rPr>
-        <w:t xml:space="preserve"> </w:t>
-      </w:r>
-      <w:r>
-        <w:rPr>
-          <w:rFonts w:hint="cs"/>
-          <w:rtl/>
-          <w:lang w:bidi="ar-AE"/>
-        </w:rPr>
-        <w:t>يَنْتَظِرُونَ</w:t>
-      </w:r>
-      <w:r>
-        <w:rPr>
-          <w:rtl/>
-          <w:lang w:bidi="ar-AE"/>
-        </w:rPr>
-        <w:t xml:space="preserve"> </w:t>
-      </w:r>
-      <w:r>
-        <w:rPr>
-          <w:rFonts w:hint="cs"/>
-          <w:rtl/>
-          <w:lang w:bidi="ar-AE"/>
-        </w:rPr>
-        <w:t>سَيِّدَهُمْ</w:t>
-      </w:r>
-      <w:r>
-        <w:rPr>
-          <w:rFonts w:hint="cs"/>
-          <w:rtl/>
-          <w:lang w:bidi="ar-AE"/>
-        </w:rPr>
-        <w:t>!"</w:t>
-      </w:r>
-    </w:p>
-    <w:p>
-      <w:pPr>
-        <w:jc w:val="both"/>
-        <w:rPr>
-          <w:rtl/>
-          <w:lang w:bidi="ar-AE"/>
-        </w:rPr>
-      </w:pPr>
-      <w:r>
-        <w:rPr>
-          <w:rFonts w:hint="cs"/>
-          <w:rtl/>
-          <w:lang w:bidi="ar-AE"/>
-        </w:rPr>
-        <w:t>الرسل والمؤمنون في ذلك الوقت انتظروا مثل العبيد الواقفين على باب البيت ليكونوا مستعدين</w:t>
-      </w:r>
-      <w:r>
-        <w:rPr>
-          <w:rFonts w:hint="cs"/>
-          <w:rtl/>
-          <w:lang w:bidi="ar-AE"/>
-        </w:rPr>
-        <w:t xml:space="preserve"> بأن يفتحوه للرب</w:t>
-      </w:r>
-      <w:r>
-        <w:rPr>
-          <w:rFonts w:hint="cs"/>
-          <w:rtl/>
-          <w:lang w:bidi="ar-AE"/>
-        </w:rPr>
-        <w:t xml:space="preserve"> متى ما دق </w:t>
-      </w:r>
-      <w:r>
-        <w:rPr>
-          <w:rFonts w:hint="cs"/>
-          <w:rtl/>
-          <w:lang w:bidi="ar-AE"/>
-        </w:rPr>
-        <w:t>عليه</w:t>
-      </w:r>
-      <w:r>
-        <w:rPr>
-          <w:rFonts w:hint="cs"/>
-          <w:rtl/>
-          <w:lang w:bidi="ar-AE"/>
-        </w:rPr>
-        <w:t>. طبعًا فهذه صورة لكن فيها يوجد قوة حاضرة للتعبير عن الانتظار. ما سبب دخول الارتداد والفساد بهذه السرعة إلى داخل الكنيسة؟ لأنها ابتدأت أن تقول: "</w:t>
-      </w:r>
-      <w:r>
-        <w:rPr>
-          <w:rtl/>
-        </w:rPr>
-        <w:t xml:space="preserve"> </w:t>
-      </w:r>
-      <w:r>
-        <w:rPr>
-          <w:rtl/>
-          <w:lang w:bidi="ar-AE"/>
-        </w:rPr>
-        <w:t>سَيِّدِي يُبْطِئُ قُدُومَهُ.</w:t>
-      </w:r>
-      <w:r>
-        <w:rPr>
-          <w:rFonts w:hint="cs"/>
-          <w:rtl/>
-          <w:lang w:bidi="ar-AE"/>
-        </w:rPr>
-        <w:t>"؛ لكن: "</w:t>
-      </w:r>
-      <w:r>
-        <w:rPr>
-          <w:rtl/>
-          <w:lang w:bidi="ar-AE"/>
-        </w:rPr>
-        <w:t>طُوبَى لِذلِكَ الْعَبْدِ الَّذِي إِذَا جَاءَ سَيِّدُهُ يَجِدُهُ</w:t>
-      </w:r>
-      <w:r>
-        <w:rPr>
-          <w:rFonts w:hint="cs"/>
-          <w:rtl/>
-          <w:lang w:bidi="ar-AE"/>
-        </w:rPr>
-        <w:t xml:space="preserve"> سهران (واعيًا)!"</w:t>
-      </w:r>
-    </w:p>
-    <w:p>
-      <w:pPr>
-        <w:jc w:val="both"/>
-        <w:rPr>
-          <w:rtl/>
-          <w:lang w:bidi="ar-AE"/>
-        </w:rPr>
-      </w:pPr>
-      <w:r>
-        <w:rPr>
-          <w:rFonts w:hint="cs"/>
-          <w:rtl/>
-          <w:lang w:bidi="ar-AE"/>
-        </w:rPr>
-        <w:t>"</w:t>
-      </w:r>
-      <w:r>
-        <w:rPr>
-          <w:rtl/>
-        </w:rPr>
-        <w:t xml:space="preserve"> </w:t>
-      </w:r>
-      <w:r>
-        <w:rPr>
-          <w:rtl/>
-          <w:lang w:bidi="ar-AE"/>
-        </w:rPr>
-        <w:t>«لِتَكُنْ أَحْقَاؤُكُمْ مُمَنْطَقَةً وَسُرُجُكُمْ مُوقَدَةً،</w:t>
-      </w:r>
-      <w:r>
-        <w:rPr>
-          <w:rFonts w:hint="cs"/>
-          <w:rtl/>
-          <w:lang w:bidi="ar-AE"/>
-        </w:rPr>
-        <w:t xml:space="preserve">" في ليل ذلك </w:t>
-      </w:r>
-      <w:r>
-        <w:rPr>
-          <w:rFonts w:hint="cs"/>
-          <w:rtl/>
-          <w:lang w:bidi="ar-AE"/>
-        </w:rPr>
-        <w:t xml:space="preserve">الزمن كان من الضروري </w:t>
-      </w:r>
-      <w:r>
-        <w:rPr>
-          <w:rFonts w:hint="cs"/>
-          <w:rtl/>
-          <w:lang w:bidi="ar-AE"/>
-        </w:rPr>
-        <w:t>أن يلبسوا</w:t>
-      </w:r>
-      <w:r>
-        <w:rPr>
-          <w:rFonts w:hint="cs"/>
-          <w:rtl/>
-          <w:lang w:bidi="ar-AE"/>
-        </w:rPr>
-        <w:t xml:space="preserve"> ثيابهم وأن يتنطقوا للخدمة. وهكذا علينا نحن أيضًا لا أن نُرخي ثيابنا لتسقط إلى الأرض، بمعنى أن لا نترك أفكارنا، مشاعرنا وأشواقنا تتحرك كما يحلو لها، وإنما بأن تكون بصورة دائمة مستعدة للخدمة بثياب مهندمة جيدًا</w:t>
-      </w:r>
-      <w:r>
-        <w:rPr>
-          <w:rFonts w:hint="cs"/>
-          <w:rtl/>
-          <w:lang w:bidi="ar-AE"/>
-        </w:rPr>
-        <w:t xml:space="preserve"> وبسرج موقدة. إن هذه طبعًا ليست حالة من الراحة؛ على العكس فإنه أمر مُجهد بصورة غير عادية بأن نبقى سهرانين طيلة ليل مظلم طويل الأمد. لكن في روح خدمتنا لا بد وأن يكون قلبنا، أشواقنا، أفكارنا، عواطفنا ورغباتنا مشدودة</w:t>
-      </w:r>
-      <w:r>
-        <w:rPr>
-          <w:rFonts w:hint="cs"/>
-          <w:rtl/>
-          <w:lang w:bidi="ar-AE"/>
-        </w:rPr>
-        <w:t xml:space="preserve"> (ممنطقة)</w:t>
-      </w:r>
-      <w:r>
-        <w:rPr>
-          <w:rFonts w:hint="cs"/>
-          <w:rtl/>
-          <w:lang w:bidi="ar-AE"/>
-        </w:rPr>
-        <w:t xml:space="preserve"> جيدًا.</w:t>
-      </w:r>
-    </w:p>
-    <w:p>
-      <w:pPr>
-        <w:jc w:val="both"/>
-        <w:rPr>
-          <w:rtl/>
-          <w:lang w:bidi="ar-AE"/>
-        </w:rPr>
-      </w:pPr>
-      <w:r>
-        <w:rPr>
-          <w:rFonts w:hint="cs"/>
-          <w:rtl/>
-          <w:lang w:bidi="ar-AE"/>
-        </w:rPr>
-        <w:t>إنه فعلاً لأمر مجهد جدًا</w:t>
-      </w:r>
-      <w:r>
-        <w:rPr>
-          <w:rFonts w:hint="cs"/>
-          <w:rtl/>
-          <w:lang w:bidi="ar-AE"/>
-        </w:rPr>
-        <w:t xml:space="preserve"> بأن لا نسمح للجسد بأن يسير على هواه؛ فإنه في أوقات مريح جدًا بأن نفعل هذا وإن كان للحظة واحدة فقط؛ ولكن متى ما حصل فمن المؤكد أننا سننام مثل العشر عذارى. لأنه كما أن العذارى اضطجعنَ للنوم والزيت في سرجهن، هكذا أيضًا نحن يمكننا أن ننعس والروح القدس في قلوبنا. لكن طوبى لكل العبيد الذين يجدهم السيد سهرانين! وكأن الرب يدعونا: "</w:t>
-      </w:r>
-      <w:r>
-        <w:rPr>
-          <w:rFonts w:hint="cs"/>
-          <w:rtl/>
-          <w:lang w:bidi="ar-AE"/>
-        </w:rPr>
-        <w:t>الآن هو دوركم بأن تتمنطقوا وأن تخدموا بمحبة وأن تسهروا؛ لكن متى ما أتيت فسيكون دوري بأن أتنطق وأقترب منكم وأخدمكم (لوقا 12: 37). لا بد لكم أن تكونوا ممنط</w:t>
-      </w:r>
-      <w:r>
-        <w:rPr>
-          <w:rFonts w:hint="cs"/>
-          <w:rtl/>
-          <w:lang w:bidi="ar-AE"/>
-        </w:rPr>
-        <w:t>َ</w:t>
-      </w:r>
-      <w:r>
-        <w:rPr>
-          <w:rFonts w:hint="cs"/>
-          <w:rtl/>
-          <w:lang w:bidi="ar-AE"/>
-        </w:rPr>
-        <w:t>قين جيدًا وسط الشر وسهرانين؛ ولكن عندما سيُدان الشر ويُعزَل، عندها يمكنكم أن تستريحوا من عملكم.</w:t>
-      </w:r>
-    </w:p>
-    <w:p>
-      <w:pPr>
-        <w:jc w:val="both"/>
-        <w:rPr>
-          <w:rFonts w:hint="cs"/>
-          <w:rtl/>
-          <w:lang w:bidi="ar-AE"/>
-        </w:rPr>
-      </w:pPr>
-      <w:r>
-        <w:rPr>
-          <w:rFonts w:hint="cs"/>
-          <w:rtl/>
-          <w:lang w:bidi="ar-AE"/>
-        </w:rPr>
-        <w:t>في يوم وصول</w:t>
-      </w:r>
-      <w:r>
-        <w:rPr>
-          <w:rFonts w:hint="cs"/>
-          <w:rtl/>
-          <w:lang w:bidi="ar-AE"/>
-        </w:rPr>
-        <w:t>كم بيت الآب يمكنكم الاضطجاع والاهتمام براحتكم. في ذلك الموضع المبارك من الطهارة والقداسة يمكنكم أن ترخوا ثيابكم، أشواقكم، أفكاركم عواطفكم لتنطلق بحريتها دون أن تخشوا من اتساخها.</w:t>
+          <w:lang w:bidi="ar-SA"/>
+        </w:rPr>
+        <w:t xml:space="preserve">أنت لا تخاف بأن تضع ثقتك في الشيطان. الشيطان هو "إله هذا الدهر (العالم)" (2. كورنثوس 4: 4)، لهذا لا يخاف الناس منه. أليس هذا شيء ملفت للنظر؟ في عالم الشيطان يتحرك الناس بحرية ومن دون قيود، لكن مع الله فهم ليسوا غير مُجبرين. </w:t>
+      </w:r>
+      <w:r>
+        <w:rPr>
+          <w:rFonts w:hint="cs"/>
+          <w:rtl/>
+          <w:lang w:bidi="ar-SA"/>
+        </w:rPr>
+        <w:t>هم بإرادتهم يذهبون إلى أماكن التجربة التي من المؤكد ليس فيها المسيح؛ لكنهم في حيرة في المكان الذي يمجّد المسيح الله. هو يبحثون عن ملذاتهم في المكان الذي لن يكن للمسيح أية لذّة فيه؛ وهم لا يرهبون من الشيطان مع أنهم يعرفون بأنه هناك. هم يخافون من النور لكنهم لا يرهبون من الظلمة. الظلمة هو عنصر حياتهم</w:t>
+      </w:r>
+      <w:r>
+        <w:rPr>
+          <w:rFonts w:hint="cs"/>
+          <w:rtl/>
+          <w:lang w:bidi="ar-SA"/>
+        </w:rPr>
+        <w:t>، والنور يجعلهم يرتعبون. يا له من أمر رهيب! "</w:t>
+      </w:r>
+      <w:r>
+        <w:rPr>
+          <w:rtl/>
+          <w:lang w:bidi="ar-SA"/>
+        </w:rPr>
+        <w:t>اللهَ نُورٌ وَلَيْسَ فِيهِ ظُلْمَةٌ الْبَتَّةَ.</w:t>
+      </w:r>
+      <w:r>
+        <w:rPr>
+          <w:rFonts w:hint="cs"/>
+          <w:rtl/>
+          <w:lang w:bidi="ar-SA"/>
+        </w:rPr>
+        <w:t>" (1. يوحنا 1: 5). إبليس هو رئيس "</w:t>
+      </w:r>
+      <w:r>
+        <w:rPr>
+          <w:rtl/>
+          <w:lang w:bidi="ar-SA"/>
+        </w:rPr>
+        <w:t>الْعَالَمِ عَلَى ظُلْمَةِ هذَا الدَّهْرِ</w:t>
+      </w:r>
+      <w:r>
+        <w:rPr>
+          <w:rFonts w:hint="cs"/>
+          <w:rtl/>
+          <w:lang w:bidi="ar-SA"/>
+        </w:rPr>
+        <w:t>" (أفسس 6: 12).</w:t>
       </w:r>
     </w:p>
     <w:sectPr>
-      <w:pgSz w:w="11906" w:h="16838"/>
-      <w:pgMar w:top="1440" w:right="1800" w:bottom="1440" w:left="1800" w:header="708" w:footer="708" w:gutter="0"/>
-      <w:cols w:space="708"/>
-      <w:bidi/>
-      <w:rtlGutter/>
+      <w:pgSz w:w="12240" w:h="15840"/>
+      <w:pgMar w:top="1440" w:right="1800" w:bottom="1440" w:left="1800" w:header="720" w:footer="720" w:gutter="0"/>
+      <w:cols w:space="720"/>
       <w:docGrid w:linePitch="360"/>
     </w:sectPr>
   </w:body>
@@ -855,7 +387,7 @@
         <w:rFonts w:ascii="Sakkal Majalla" w:eastAsiaTheme="minorHAnsi" w:hAnsi="Sakkal Majalla" w:cs="Sakkal Majalla"/>
         <w:sz w:val="28"/>
         <w:szCs w:val="28"/>
-        <w:lang w:val="en-US" w:eastAsia="en-US" w:bidi="ar-SA"/>
+        <w:lang w:val="en-US" w:eastAsia="en-US" w:bidi="he-IL"/>
       </w:rPr>
     </w:rPrDefault>
     <w:pPrDefault>
@@ -1245,11 +777,7 @@
   <w:style w:type="paragraph" w:default="1" w:styleId="Normal">
     <w:name w:val="Normal"/>
     <w:qFormat/>
-    <w:pPr>
-      <w:bidi/>
-    </w:pPr>
     <w:rPr>
-      <w:noProof/>
       <w:lang w:bidi="ar-EG"/>
     </w:rPr>
   </w:style>
@@ -1285,7 +813,7 @@
     <w:basedOn w:val="DefaultParagraphFont"/>
     <w:uiPriority w:val="99"/>
     <w:unhideWhenUsed/>
-    <w:rsid w:val="001A695B"/>
+    <w:rsid w:val="00AF5AE7"/>
     <w:rPr>
       <w:color w:val="0563C1" w:themeColor="hyperlink"/>
       <w:u w:val="single"/>
@@ -1297,22 +825,10 @@
     <w:uiPriority w:val="99"/>
     <w:semiHidden/>
     <w:unhideWhenUsed/>
-    <w:rsid w:val="001A695B"/>
+    <w:rsid w:val="00AF5AE7"/>
     <w:rPr>
       <w:color w:val="605E5C"/>
       <w:shd w:val="clear" w:color="auto" w:fill="E1DFDD"/>
-    </w:rPr>
-  </w:style>
-  <w:style w:type="character" w:styleId="FollowedHyperlink">
-    <w:name w:val="FollowedHyperlink"/>
-    <w:basedOn w:val="DefaultParagraphFont"/>
-    <w:uiPriority w:val="99"/>
-    <w:semiHidden/>
-    <w:unhideWhenUsed/>
-    <w:rsid w:val="00B93377"/>
-    <w:rPr>
-      <w:color w:val="954F72" w:themeColor="followedHyperlink"/>
-      <w:u w:val="single"/>
     </w:rPr>
   </w:style>
 </w:styles>

--- a/docs/downloads/john-nelson-darby/تم/doc_0369.docx
+++ b/docs/downloads/john-nelson-darby/تم/doc_0369.docx
@@ -4,11 +4,10 @@
   <w:body>
     <w:p>
       <w:pPr>
-        <w:bidi/>
         <w:jc w:val="both"/>
         <w:rPr>
           <w:rtl/>
-          <w:lang w:bidi="ar-SA"/>
+          <w:lang w:bidi="ar-AE"/>
         </w:rPr>
       </w:pPr>
       <w:hyperlink r:id="rId4" w:history="1">
@@ -17,362 +16,831 @@
             <w:rStyle w:val="Hyperlink"/>
             <w:rFonts w:hint="cs"/>
             <w:rtl/>
-            <w:lang w:bidi="ar-SA"/>
+            <w:lang w:bidi="ar-AE"/>
           </w:rPr>
-          <w:t>في بيت</w:t>
-        </w:r>
-        <w:r>
-          <w:rPr>
-            <w:rStyle w:val="Hyperlink"/>
-            <w:rFonts w:hint="cs"/>
-            <w:rtl/>
-            <w:lang w:bidi="ar-SA"/>
-          </w:rPr>
-          <w:t>ك مع الله</w:t>
-        </w:r>
-        <w:r>
-          <w:rPr>
-            <w:rStyle w:val="Hyperlink"/>
-            <w:rFonts w:hint="cs"/>
-            <w:rtl/>
-            <w:lang w:bidi="ar-SA"/>
-          </w:rPr>
-          <w:t>؟</w:t>
+          <w:t>مستعد لمجيء الرب</w:t>
         </w:r>
       </w:hyperlink>
     </w:p>
     <w:p>
       <w:pPr>
-        <w:bidi/>
         <w:jc w:val="both"/>
         <w:rPr>
           <w:rtl/>
-          <w:lang w:bidi="ar-SA"/>
+          <w:lang w:bidi="ar-AE"/>
         </w:rPr>
       </w:pPr>
       <w:r>
         <w:rPr>
           <w:rFonts w:hint="cs"/>
           <w:rtl/>
-          <w:lang w:bidi="ar-SA"/>
-        </w:rPr>
-        <w:t>2. كورنثوس 4: 4</w:t>
+          <w:lang w:bidi="ar-AE"/>
+        </w:rPr>
+        <w:t>لوقا 12: 36</w:t>
       </w:r>
     </w:p>
     <w:p>
       <w:pPr>
-        <w:bidi/>
         <w:jc w:val="both"/>
         <w:rPr>
           <w:rtl/>
-          <w:lang w:bidi="ar-SA"/>
+          <w:lang w:bidi="ar-AE"/>
         </w:rPr>
       </w:pPr>
       <w:r>
         <w:rPr>
-          <w:lang w:bidi="ar-SA"/>
+          <w:lang w:bidi="ar-AE"/>
         </w:rPr>
         <w:t>John Nelson Darby</w:t>
       </w:r>
     </w:p>
     <w:p>
       <w:pPr>
-        <w:bidi/>
         <w:jc w:val="both"/>
         <w:rPr>
           <w:rtl/>
-          <w:lang w:bidi="ar-SA"/>
+          <w:lang w:bidi="ar-AE"/>
         </w:rPr>
       </w:pPr>
       <w:r>
         <w:rPr>
           <w:rFonts w:hint="cs"/>
           <w:rtl/>
-          <w:lang w:bidi="ar-SA"/>
+          <w:lang w:bidi="ar-AE"/>
         </w:rPr>
         <w:t>"</w:t>
       </w:r>
       <w:r>
         <w:rPr>
-          <w:rFonts w:ascii="Arial" w:hAnsi="Arial" w:cs="Arial" w:hint="cs"/>
-          <w:rtl/>
-          <w:lang w:bidi="ar-SA"/>
-        </w:rPr>
-        <w:t>​</w:t>
-      </w:r>
-      <w:r>
-        <w:rPr>
-          <w:rFonts w:hint="cs"/>
-          <w:rtl/>
-          <w:lang w:bidi="ar-SA"/>
-        </w:rPr>
-        <w:t>الَّذِينَ</w:t>
-      </w:r>
-      <w:r>
-        <w:rPr>
-          <w:rtl/>
-          <w:lang w:bidi="ar-SA"/>
-        </w:rPr>
-        <w:t xml:space="preserve"> </w:t>
-      </w:r>
-      <w:r>
-        <w:rPr>
-          <w:rFonts w:hint="cs"/>
-          <w:rtl/>
-          <w:lang w:bidi="ar-SA"/>
-        </w:rPr>
-        <w:t>فِيهِمْ</w:t>
-      </w:r>
-      <w:r>
-        <w:rPr>
-          <w:rtl/>
-          <w:lang w:bidi="ar-SA"/>
-        </w:rPr>
-        <w:t xml:space="preserve"> </w:t>
-      </w:r>
-      <w:r>
-        <w:rPr>
-          <w:rFonts w:hint="cs"/>
-          <w:rtl/>
-          <w:lang w:bidi="ar-SA"/>
-        </w:rPr>
-        <w:t>إِلهُ</w:t>
-      </w:r>
-      <w:r>
-        <w:rPr>
-          <w:rtl/>
-          <w:lang w:bidi="ar-SA"/>
-        </w:rPr>
-        <w:t xml:space="preserve"> </w:t>
-      </w:r>
-      <w:r>
-        <w:rPr>
-          <w:rFonts w:hint="cs"/>
-          <w:rtl/>
-          <w:lang w:bidi="ar-SA"/>
-        </w:rPr>
-        <w:t>هذَا</w:t>
-      </w:r>
-      <w:r>
-        <w:rPr>
-          <w:rtl/>
-          <w:lang w:bidi="ar-SA"/>
-        </w:rPr>
-        <w:t xml:space="preserve"> </w:t>
-      </w:r>
-      <w:r>
-        <w:rPr>
-          <w:rFonts w:hint="cs"/>
-          <w:rtl/>
-          <w:lang w:bidi="ar-SA"/>
-        </w:rPr>
-        <w:t>الدَّهْرِ</w:t>
-      </w:r>
-      <w:r>
-        <w:rPr>
-          <w:rtl/>
-          <w:lang w:bidi="ar-SA"/>
-        </w:rPr>
-        <w:t xml:space="preserve"> </w:t>
-      </w:r>
-      <w:r>
-        <w:rPr>
-          <w:rFonts w:hint="cs"/>
-          <w:rtl/>
-          <w:lang w:bidi="ar-SA"/>
-        </w:rPr>
-        <w:t>قَدْ</w:t>
-      </w:r>
-      <w:r>
-        <w:rPr>
-          <w:rtl/>
-          <w:lang w:bidi="ar-SA"/>
-        </w:rPr>
-        <w:t xml:space="preserve"> </w:t>
-      </w:r>
-      <w:r>
-        <w:rPr>
-          <w:rFonts w:hint="cs"/>
-          <w:rtl/>
-          <w:lang w:bidi="ar-SA"/>
-        </w:rPr>
-        <w:t>أَعْمَى</w:t>
-      </w:r>
-      <w:r>
-        <w:rPr>
-          <w:rtl/>
-          <w:lang w:bidi="ar-SA"/>
-        </w:rPr>
-        <w:t xml:space="preserve"> </w:t>
-      </w:r>
-      <w:r>
-        <w:rPr>
-          <w:rFonts w:hint="cs"/>
-          <w:rtl/>
-          <w:lang w:bidi="ar-SA"/>
-        </w:rPr>
-        <w:t>أَذْهَانَ</w:t>
-      </w:r>
-      <w:r>
-        <w:rPr>
-          <w:rtl/>
-          <w:lang w:bidi="ar-SA"/>
-        </w:rPr>
-        <w:t xml:space="preserve"> </w:t>
-      </w:r>
-      <w:r>
-        <w:rPr>
-          <w:rFonts w:hint="cs"/>
-          <w:rtl/>
-          <w:lang w:bidi="ar-SA"/>
-        </w:rPr>
-        <w:t>غَيْرِ</w:t>
-      </w:r>
-      <w:r>
-        <w:rPr>
-          <w:rtl/>
-          <w:lang w:bidi="ar-SA"/>
-        </w:rPr>
-        <w:t xml:space="preserve"> </w:t>
-      </w:r>
-      <w:r>
-        <w:rPr>
-          <w:rFonts w:hint="cs"/>
-          <w:rtl/>
-          <w:lang w:bidi="ar-SA"/>
-        </w:rPr>
-        <w:t>الْمُؤْمِنِينَ،</w:t>
-      </w:r>
-      <w:r>
-        <w:rPr>
-          <w:rFonts w:hint="cs"/>
-          <w:rtl/>
-          <w:lang w:bidi="ar-SA"/>
-        </w:rPr>
-        <w:t>"</w:t>
+          <w:rtl/>
+          <w:lang w:bidi="ar-AE"/>
+        </w:rPr>
+        <w:t xml:space="preserve"> وَأَنْتُمْ مِثْلُ أُنَاسٍ يَنْتَظِرُونَ سَيِّدَهُمْ</w:t>
+      </w:r>
+      <w:r>
+        <w:rPr>
+          <w:rFonts w:hint="cs"/>
+          <w:rtl/>
+          <w:lang w:bidi="ar-AE"/>
+        </w:rPr>
+        <w:t>" (لوقا 12: 36)</w:t>
       </w:r>
     </w:p>
     <w:p>
       <w:pPr>
-        <w:bidi/>
         <w:jc w:val="both"/>
         <w:rPr>
           <w:rtl/>
-          <w:lang w:bidi="ar-SA"/>
+          <w:lang w:bidi="ar-AE"/>
         </w:rPr>
       </w:pPr>
       <w:r>
         <w:rPr>
           <w:rFonts w:hint="cs"/>
           <w:rtl/>
-          <w:lang w:bidi="ar-SA"/>
-        </w:rPr>
-        <w:t>إنه شيء مميز في الإنسان بأنه لا يشعر نفسه حرًا من نحو الله، ولكنه يشعر بحرية مع الشيطان. هو عنده خوف من الله، لكنه لا يخاف الشيطان. طبعًا هو لا يودّ بأن يكون في الجحيم مع الشيطان فهذه بالنسبة له فكرة سيئة؛ لكنه لا يرى أي شيء سيء في أن يسير معه يوميًا</w:t>
-      </w:r>
-      <w:r>
-        <w:rPr>
-          <w:rFonts w:hint="cs"/>
-          <w:rtl/>
-          <w:lang w:bidi="ar-SA"/>
-        </w:rPr>
-        <w:t>.</w:t>
+          <w:lang w:bidi="ar-AE"/>
+        </w:rPr>
+        <w:t>إن الذي يجب أن يميز المؤمنين ليس مجرد تمسكهم بالتعليم عن مجيء الرب، وإنما انتظارهم اليومي له. على نفوسهم أن تكون في حالة تأهب مستمر، تأهب ليروه ويكونوا معه ومثله. وذلك ليس لأن العالم الذي يعاديهم مُقبِل على دينونته. نحن حصلنا على نعمة وننتظر الذي خلّصنا لكيما نعرف عندها تمامًا ما هو لنا في شخصه الثمين. الدينونة ليست هي موضوع رجائنا وفرحنا كما هو موضوع المؤمنين الذين سيكونون في زمن الضيقة العظيمة على الأرض؛ لأن "</w:t>
+      </w:r>
+      <w:r>
+        <w:rPr>
+          <w:rtl/>
+          <w:lang w:bidi="ar-AE"/>
+        </w:rPr>
+        <w:t>وَيَكُونُ كُلُّ مُرُورِ عَصَا الْقَضَاءِ الَّتِي يُنْزِلُهَا الرَّبُّ عَلَيْهِ بِالدُّفُوفِ وَالْعِيدَانِ.</w:t>
+      </w:r>
+      <w:r>
+        <w:rPr>
+          <w:rFonts w:hint="cs"/>
+          <w:rtl/>
+          <w:lang w:bidi="ar-AE"/>
+        </w:rPr>
+        <w:t>" (أشعياء 30 :32). إن نصيبنا هو بالحري أن ننتظره ببساطة قلب.</w:t>
       </w:r>
     </w:p>
     <w:p>
       <w:pPr>
-        <w:bidi/>
         <w:jc w:val="both"/>
         <w:rPr>
+          <w:rFonts w:hint="cs"/>
+          <w:rtl/>
+          <w:lang w:bidi="ar-AE"/>
+        </w:rPr>
+      </w:pPr>
+      <w:r>
+        <w:rPr>
+          <w:rFonts w:hint="cs"/>
+          <w:rtl/>
+          <w:lang w:bidi="ar-AE"/>
+        </w:rPr>
+        <w:t>إن كل سلوك وطابع المؤمن متعلق</w:t>
+      </w:r>
+      <w:r>
+        <w:rPr>
+          <w:rFonts w:hint="cs"/>
           <w:rtl/>
           <w:lang w:bidi="ar-SA"/>
         </w:rPr>
-      </w:pPr>
-      <w:r>
-        <w:rPr>
-          <w:rFonts w:hint="cs"/>
-          <w:rtl/>
-          <w:lang w:bidi="ar-SA"/>
-        </w:rPr>
-        <w:t xml:space="preserve">هو يشعر نفسه حرًا مع الشيطان وهو يسير معه دون أي إرغام على ذلك على الأرض؛ لكن بأن يسير مع الله فهو أمر فظيع بالنسبة له. هل تشعر بحرية مع الله؟ أنا أعرف بأن يومًا ما تودّ بأن تكون مع الله في السماء، لكن هل أنت مشتاق الآن بأن تكون قريبًا منه؟ هذا هو السؤال. هل تشعر بأنك في بيتك مع الله؟ هل أنت مرتاح من الفكرة بأنه يقبلك كما أنت؟ </w:t>
-      </w:r>
-      <w:r>
-        <w:rPr>
-          <w:rFonts w:hint="cs"/>
-          <w:rtl/>
-          <w:lang w:bidi="ar-SA"/>
-        </w:rPr>
-        <w:t>هل تضع ثقتك في الله بأن يقبلك كما أنت؟ أم أنك متحيّر من الفكرة بأن الله سيقبلك كما أنت؟ ما هو الفظيع في أن تفكّر بالله؟ لماذا لا تريد أن تضع ثقتك في الله في الحالة التي أنت موجود فيها؟</w:t>
+        <w:t xml:space="preserve"> في</w:t>
+      </w:r>
+      <w:r>
+        <w:rPr>
+          <w:rFonts w:hint="cs"/>
+          <w:rtl/>
+          <w:lang w:bidi="ar-AE"/>
+        </w:rPr>
+        <w:t xml:space="preserve"> إن كان ينتظر الرب. كل شخص يجب أن يميز فينا بأننا ليس لنا ما نفعله في هذا العالم إلا عبوره</w:t>
+      </w:r>
+      <w:r>
+        <w:rPr>
+          <w:rFonts w:hint="cs"/>
+          <w:rtl/>
+          <w:lang w:bidi="ar-AE"/>
+        </w:rPr>
+        <w:t>، بأننا لا نملك فيه أي شيء وبأننا رجعنا "</w:t>
+      </w:r>
+      <w:r>
+        <w:rPr>
+          <w:rtl/>
+          <w:lang w:bidi="ar-AE"/>
+        </w:rPr>
+        <w:t>مِنَ الأَوْثَانِ، لِتَعْبُدُوا اللهَ الْحَيَّ الْحَقِيقِيَّ،</w:t>
+      </w:r>
+      <w:r>
+        <w:rPr>
+          <w:rFonts w:hint="cs"/>
+          <w:rtl/>
+          <w:lang w:bidi="ar-AE"/>
+        </w:rPr>
+        <w:t xml:space="preserve"> </w:t>
+      </w:r>
+      <w:r>
+        <w:rPr>
+          <w:rtl/>
+          <w:lang w:bidi="ar-AE"/>
+        </w:rPr>
+        <w:t>وَتَنْتَظِرُوا ابْنَهُ مِنَ السَّمَاءِ،</w:t>
+      </w:r>
+      <w:r>
+        <w:rPr>
+          <w:rFonts w:hint="cs"/>
+          <w:rtl/>
+          <w:lang w:bidi="ar-AE"/>
+        </w:rPr>
+        <w:t>" (1. تسالونيكي 1: 9، 10). أهل تسالونيكي رجعوا</w:t>
+      </w:r>
+      <w:r>
+        <w:rPr>
+          <w:rFonts w:hint="cs"/>
+          <w:rtl/>
+          <w:lang w:bidi="ar-AE"/>
+        </w:rPr>
+        <w:t xml:space="preserve"> بالإيمان</w:t>
+      </w:r>
+      <w:r>
+        <w:rPr>
+          <w:rFonts w:hint="cs"/>
+          <w:rtl/>
+          <w:lang w:bidi="ar-AE"/>
+        </w:rPr>
+        <w:t xml:space="preserve"> لأجل هذا الرجاء؛ إذ كانوا ينتمون لعالم رفض ابن الله، ولذا كان لا بد لهم أن يعرضوا عن هذه الأوثان ليعبدوا "الله الحي الحقيقي وينتظروا ابنه من السماء".</w:t>
       </w:r>
     </w:p>
     <w:p>
       <w:pPr>
-        <w:bidi/>
         <w:jc w:val="both"/>
         <w:rPr>
-          <w:rFonts w:hint="cs"/>
-          <w:rtl/>
-          <w:lang w:bidi="ar-SA"/>
+          <w:rtl/>
+          <w:lang w:bidi="ar-AE"/>
         </w:rPr>
       </w:pPr>
       <w:r>
         <w:rPr>
           <w:rFonts w:hint="cs"/>
           <w:rtl/>
-          <w:lang w:bidi="ar-SA"/>
-        </w:rPr>
-        <w:t xml:space="preserve">أنت لا تخاف بأن تضع ثقتك في الشيطان. الشيطان هو "إله هذا الدهر (العالم)" (2. كورنثوس 4: 4)، لهذا لا يخاف الناس منه. أليس هذا شيء ملفت للنظر؟ في عالم الشيطان يتحرك الناس بحرية ومن دون قيود، لكن مع الله فهم ليسوا غير مُجبرين. </w:t>
-      </w:r>
-      <w:r>
-        <w:rPr>
-          <w:rFonts w:hint="cs"/>
-          <w:rtl/>
-          <w:lang w:bidi="ar-SA"/>
-        </w:rPr>
-        <w:t>هم بإرادتهم يذهبون إلى أماكن التجربة التي من المؤكد ليس فيها المسيح؛ لكنهم في حيرة في المكان الذي يمجّد المسيح الله. هو يبحثون عن ملذاتهم في المكان الذي لن يكن للمسيح أية لذّة فيه؛ وهم لا يرهبون من الشيطان مع أنهم يعرفون بأنه هناك. هم يخافون من النور لكنهم لا يرهبون من الظلمة. الظلمة هو عنصر حياتهم</w:t>
-      </w:r>
-      <w:r>
-        <w:rPr>
-          <w:rFonts w:hint="cs"/>
-          <w:rtl/>
-          <w:lang w:bidi="ar-SA"/>
-        </w:rPr>
-        <w:t>، والنور يجعلهم يرتعبون. يا له من أمر رهيب! "</w:t>
-      </w:r>
-      <w:r>
-        <w:rPr>
-          <w:rtl/>
-          <w:lang w:bidi="ar-SA"/>
-        </w:rPr>
-        <w:t>اللهَ نُورٌ وَلَيْسَ فِيهِ ظُلْمَةٌ الْبَتَّةَ.</w:t>
-      </w:r>
-      <w:r>
-        <w:rPr>
-          <w:rFonts w:hint="cs"/>
-          <w:rtl/>
-          <w:lang w:bidi="ar-SA"/>
-        </w:rPr>
-        <w:t>" (1. يوحنا 1: 5). إبليس هو رئيس "</w:t>
-      </w:r>
-      <w:r>
-        <w:rPr>
-          <w:rtl/>
-          <w:lang w:bidi="ar-SA"/>
-        </w:rPr>
-        <w:t>الْعَالَمِ عَلَى ظُلْمَةِ هذَا الدَّهْرِ</w:t>
-      </w:r>
-      <w:r>
-        <w:rPr>
-          <w:rFonts w:hint="cs"/>
-          <w:rtl/>
-          <w:lang w:bidi="ar-SA"/>
-        </w:rPr>
-        <w:t>" (أفسس 6: 12).</w:t>
+          <w:lang w:bidi="ar-AE"/>
+        </w:rPr>
+        <w:t xml:space="preserve">إن ما أريد بأن أضعه على قلوب جميع قرائي بإلحاح، هو بأن ينتظروا الرب بشكل شخصي، لا أن يعرفوا تعليم مجيئه، وإنما ينتظروه فعلاً في كل يوم. أينما كانت مشيئة الرب </w:t>
+      </w:r>
+      <w:r>
+        <w:rPr>
+          <w:rtl/>
+          <w:lang w:bidi="ar-AE"/>
+        </w:rPr>
+        <w:t>–</w:t>
+      </w:r>
+      <w:r>
+        <w:rPr>
+          <w:rFonts w:hint="cs"/>
+          <w:rtl/>
+          <w:lang w:bidi="ar-AE"/>
+        </w:rPr>
+        <w:t xml:space="preserve"> وبالتأكيد أتمنى بأن يجدني عاملاً مشيئته عند مجيئه. غير أن</w:t>
+      </w:r>
+      <w:r>
+        <w:rPr>
+          <w:rFonts w:hint="cs"/>
+          <w:rtl/>
+          <w:lang w:bidi="ar-AE"/>
+        </w:rPr>
+        <w:t xml:space="preserve"> هذا الأمر</w:t>
+      </w:r>
+      <w:r>
+        <w:rPr>
+          <w:rFonts w:hint="cs"/>
+          <w:rtl/>
+          <w:lang w:bidi="ar-AE"/>
+        </w:rPr>
+        <w:t xml:space="preserve"> ليس أهم مسألة؛ فبالحري</w:t>
+      </w:r>
+      <w:r>
+        <w:rPr>
+          <w:rFonts w:hint="cs"/>
+          <w:rtl/>
+          <w:lang w:bidi="ar-AE"/>
+        </w:rPr>
+        <w:t xml:space="preserve"> ه</w:t>
+      </w:r>
+      <w:r>
+        <w:rPr>
+          <w:rFonts w:hint="cs"/>
+          <w:rtl/>
+          <w:lang w:bidi="ar-AE"/>
+        </w:rPr>
+        <w:t>و</w:t>
+      </w:r>
+      <w:r>
+        <w:rPr>
+          <w:rFonts w:hint="cs"/>
+          <w:rtl/>
+          <w:lang w:bidi="ar-AE"/>
+        </w:rPr>
+        <w:t>: "هل أنتظره يوميًا؟</w:t>
+      </w:r>
+      <w:r>
+        <w:rPr>
+          <w:rFonts w:hint="cs"/>
+          <w:rtl/>
+          <w:lang w:bidi="ar-AE"/>
+        </w:rPr>
+        <w:t>"</w:t>
+      </w:r>
+    </w:p>
+    <w:p>
+      <w:pPr>
+        <w:jc w:val="both"/>
+        <w:rPr>
+          <w:rtl/>
+          <w:lang w:bidi="ar-AE"/>
+        </w:rPr>
+      </w:pPr>
+      <w:r>
+        <w:rPr>
+          <w:rFonts w:hint="cs"/>
+          <w:rtl/>
+          <w:lang w:bidi="ar-AE"/>
+        </w:rPr>
+        <w:t>في 1. تسالونيكي 2</w:t>
+      </w:r>
+      <w:r>
+        <w:rPr>
+          <w:rFonts w:hint="cs"/>
+          <w:rtl/>
+          <w:lang w:bidi="ar-AE"/>
+        </w:rPr>
+        <w:t>: 9</w:t>
+      </w:r>
+      <w:r>
+        <w:rPr>
+          <w:rFonts w:hint="cs"/>
+          <w:rtl/>
+          <w:lang w:bidi="ar-AE"/>
+        </w:rPr>
+        <w:t xml:space="preserve"> يرتبط رجاء مجيء المسيح بالخدمة: "</w:t>
+      </w:r>
+      <w:r>
+        <w:rPr>
+          <w:rtl/>
+          <w:lang w:bidi="ar-AE"/>
+        </w:rPr>
+        <w:t>لأَنْ مَنْ هُوَ رَجَاؤُنَا وَفَرَحُنَا وَإِكْلِيلُ افْتِخَارِنَا؟ أَمْ لَسْتُمْ أَنْتُمْ أَيْضًا أَمَامَ رَبِّنَا يَسُوعَ الْمَسِيحِ فِي مَجِيئِهِ؟</w:t>
+      </w:r>
+      <w:r>
+        <w:rPr>
+          <w:rFonts w:hint="cs"/>
+          <w:rtl/>
+          <w:lang w:bidi="ar-AE"/>
+        </w:rPr>
+        <w:t xml:space="preserve">" في تلك اللحظة سيحصل بولس على أجرة خدمته </w:t>
+      </w:r>
+      <w:r>
+        <w:rPr>
+          <w:rFonts w:hint="cs"/>
+          <w:rtl/>
+          <w:lang w:bidi="ar-AE"/>
+        </w:rPr>
+        <w:t>لأجل</w:t>
+      </w:r>
+      <w:r>
+        <w:rPr>
+          <w:rFonts w:hint="cs"/>
+          <w:rtl/>
+          <w:lang w:bidi="ar-AE"/>
+        </w:rPr>
+        <w:t xml:space="preserve"> القديسين.</w:t>
+      </w:r>
+    </w:p>
+    <w:p>
+      <w:pPr>
+        <w:jc w:val="both"/>
+        <w:rPr>
+          <w:rtl/>
+          <w:lang w:bidi="ar-AE"/>
+        </w:rPr>
+      </w:pPr>
+      <w:r>
+        <w:rPr>
+          <w:rFonts w:hint="cs"/>
+          <w:rtl/>
+          <w:lang w:bidi="ar-AE"/>
+        </w:rPr>
+        <w:t>من ثم في 1. تسالونيكي 3: 13 يرتبط الرجاء بسلوكنا</w:t>
+      </w:r>
+      <w:r>
+        <w:rPr>
+          <w:rFonts w:hint="cs"/>
+          <w:rtl/>
+          <w:lang w:bidi="ar-AE"/>
+        </w:rPr>
+        <w:t xml:space="preserve"> كدافع للقداسة: "ب</w:t>
+      </w:r>
+      <w:r>
+        <w:rPr>
+          <w:rtl/>
+          <w:lang w:bidi="ar-AE"/>
+        </w:rPr>
+        <w:t>لاَ لَوْمٍ فِي الْقَدَاسَةِ، أَمَامَ اللهِ أَبِينَا فِي مَجِيءِ رَبِّنَا يَسُوعَ الْمَسِيحِ مَعَ جَمِيعِ قِدِّيسِيهِ.</w:t>
+      </w:r>
+      <w:r>
+        <w:rPr>
+          <w:rFonts w:hint="cs"/>
+          <w:rtl/>
+          <w:lang w:bidi="ar-AE"/>
+        </w:rPr>
+        <w:t>"</w:t>
+      </w:r>
+    </w:p>
+    <w:p>
+      <w:pPr>
+        <w:jc w:val="both"/>
+        <w:rPr>
+          <w:rtl/>
+          <w:lang w:bidi="ar-AE"/>
+        </w:rPr>
+      </w:pPr>
+      <w:r>
+        <w:rPr>
+          <w:rFonts w:hint="cs"/>
+          <w:rtl/>
+          <w:lang w:bidi="ar-AE"/>
+        </w:rPr>
+        <w:t xml:space="preserve">في 1. تسالونيكي 4: 16 </w:t>
+      </w:r>
+      <w:r>
+        <w:rPr>
+          <w:rtl/>
+          <w:lang w:bidi="ar-AE"/>
+        </w:rPr>
+        <w:t>–</w:t>
+      </w:r>
+      <w:r>
+        <w:rPr>
+          <w:rFonts w:hint="cs"/>
+          <w:rtl/>
+          <w:lang w:bidi="ar-AE"/>
+        </w:rPr>
+        <w:t xml:space="preserve"> 18 أخيرًا يظهر تعليم الرجاء ويخبرنا بالصورة التي سيتم بها: "</w:t>
+      </w:r>
+      <w:r>
+        <w:rPr>
+          <w:rtl/>
+          <w:lang w:bidi="ar-AE"/>
+        </w:rPr>
+        <w:t>لأَنَّ الرَّبّ نَفْسَهُ بِهُتَافٍ، بِصَوْتِ رَئِيسِ مَلاَئِكَةٍ وَبُوقِ اللهِ، سَوْفَ يَنْزِلُ مِنَ السَّمَاءِ وَالأَمْوَاتُ فِي الْمَسِيحِ سَيَقُومُونَ أَوَّلاً.  17ثُمَّ نَحْنُ الأَحْيَاءَ الْبَاقِينَ سَنُخْطَفُ جَمِيعًا مَعَهُمْ فِي السُّحُبِ لِمُلاَقَاةِ الرَّبِّ فِي الْهَوَاءِ، وَهكَذَا نَكُونُ كُلَّ حِينٍ مَعَ الرَّبِّ.</w:t>
+      </w:r>
+      <w:r>
+        <w:rPr>
+          <w:rFonts w:hint="cs"/>
+          <w:rtl/>
+          <w:lang w:bidi="ar-AE"/>
+        </w:rPr>
+        <w:t>" من هذه الكلمات نحن نرى كم انتظار مجيء الرب كان حاضرًا في المؤمنين. بولس يقول: "</w:t>
+      </w:r>
+      <w:r>
+        <w:rPr>
+          <w:rtl/>
+        </w:rPr>
+        <w:t xml:space="preserve"> </w:t>
+      </w:r>
+      <w:r>
+        <w:rPr>
+          <w:rtl/>
+          <w:lang w:bidi="ar-AE"/>
+        </w:rPr>
+        <w:t>نَحْنُ الأَحْيَاءَ الْبَاقِينَ</w:t>
+      </w:r>
+      <w:r>
+        <w:rPr>
+          <w:rFonts w:hint="cs"/>
+          <w:rtl/>
+          <w:lang w:bidi="ar-AE"/>
+        </w:rPr>
+        <w:t xml:space="preserve">". لماذا "نحن"؟ </w:t>
+      </w:r>
+      <w:r>
+        <w:rPr>
+          <w:rFonts w:hint="cs"/>
+          <w:rtl/>
+          <w:lang w:bidi="ar-AE"/>
+        </w:rPr>
+        <w:t>لأنه كان ينتظر المجيء حينذاك. هذا كان طابعه آنذاك، طابع إنسان ينتظر سيده. وهل فقد هذا الطابع لأنه مات قبل مجيء الرب؟ كلا، البتة.</w:t>
+      </w:r>
+    </w:p>
+    <w:p>
+      <w:pPr>
+        <w:jc w:val="both"/>
+        <w:rPr>
+          <w:rtl/>
+          <w:lang w:bidi="ar-AE"/>
+        </w:rPr>
+      </w:pPr>
+      <w:r>
+        <w:rPr>
+          <w:rFonts w:hint="cs"/>
+          <w:rtl/>
+          <w:lang w:bidi="ar-AE"/>
+        </w:rPr>
+        <w:t xml:space="preserve">مع أن بطرس حصل على إعلان بأنه سيخلع خيمته، إلا أنه كان ينتظر يوميًا </w:t>
+      </w:r>
+      <w:r>
+        <w:rPr>
+          <w:rFonts w:hint="cs"/>
+          <w:rtl/>
+          <w:lang w:bidi="ar-AE"/>
+        </w:rPr>
+        <w:t>م</w:t>
+      </w:r>
+      <w:r>
+        <w:rPr>
+          <w:rFonts w:hint="cs"/>
+          <w:rtl/>
+          <w:lang w:bidi="ar-AE"/>
+        </w:rPr>
+        <w:t>جيء الرب. هذا كان طابعه آنذاك وسيكون كذلك متى ما جاء الرب؛ فهو لن يخسر أي شيء بموته. "</w:t>
+      </w:r>
+      <w:r>
+        <w:rPr>
+          <w:rtl/>
+        </w:rPr>
+        <w:t xml:space="preserve"> </w:t>
+      </w:r>
+      <w:r>
+        <w:rPr>
+          <w:rFonts w:ascii="Arial" w:hAnsi="Arial" w:cs="Arial" w:hint="cs"/>
+          <w:rtl/>
+          <w:lang w:bidi="ar-AE"/>
+        </w:rPr>
+        <w:t>​</w:t>
+      </w:r>
+      <w:r>
+        <w:rPr>
+          <w:rFonts w:hint="cs"/>
+          <w:rtl/>
+          <w:lang w:bidi="ar-AE"/>
+        </w:rPr>
+        <w:t>وَأَنْتُمْ</w:t>
+      </w:r>
+      <w:r>
+        <w:rPr>
+          <w:rtl/>
+          <w:lang w:bidi="ar-AE"/>
+        </w:rPr>
+        <w:t xml:space="preserve"> </w:t>
+      </w:r>
+      <w:r>
+        <w:rPr>
+          <w:rFonts w:hint="cs"/>
+          <w:rtl/>
+          <w:lang w:bidi="ar-AE"/>
+        </w:rPr>
+        <w:t>مِثْلُ</w:t>
+      </w:r>
+      <w:r>
+        <w:rPr>
+          <w:rtl/>
+          <w:lang w:bidi="ar-AE"/>
+        </w:rPr>
+        <w:t xml:space="preserve"> </w:t>
+      </w:r>
+      <w:r>
+        <w:rPr>
+          <w:rFonts w:hint="cs"/>
+          <w:rtl/>
+          <w:lang w:bidi="ar-AE"/>
+        </w:rPr>
+        <w:t>أُنَاسٍ</w:t>
+      </w:r>
+      <w:r>
+        <w:rPr>
+          <w:rtl/>
+          <w:lang w:bidi="ar-AE"/>
+        </w:rPr>
+        <w:t xml:space="preserve"> </w:t>
+      </w:r>
+      <w:r>
+        <w:rPr>
+          <w:rFonts w:hint="cs"/>
+          <w:rtl/>
+          <w:lang w:bidi="ar-AE"/>
+        </w:rPr>
+        <w:t>يَنْتَظِرُونَ</w:t>
+      </w:r>
+      <w:r>
+        <w:rPr>
+          <w:rtl/>
+          <w:lang w:bidi="ar-AE"/>
+        </w:rPr>
+        <w:t xml:space="preserve"> </w:t>
+      </w:r>
+      <w:r>
+        <w:rPr>
+          <w:rFonts w:hint="cs"/>
+          <w:rtl/>
+          <w:lang w:bidi="ar-AE"/>
+        </w:rPr>
+        <w:t>سَيِّدَهُمْ</w:t>
+      </w:r>
+      <w:r>
+        <w:rPr>
+          <w:rFonts w:hint="cs"/>
+          <w:rtl/>
+          <w:lang w:bidi="ar-AE"/>
+        </w:rPr>
+        <w:t>!"</w:t>
+      </w:r>
+    </w:p>
+    <w:p>
+      <w:pPr>
+        <w:jc w:val="both"/>
+        <w:rPr>
+          <w:rtl/>
+          <w:lang w:bidi="ar-AE"/>
+        </w:rPr>
+      </w:pPr>
+      <w:r>
+        <w:rPr>
+          <w:rFonts w:hint="cs"/>
+          <w:rtl/>
+          <w:lang w:bidi="ar-AE"/>
+        </w:rPr>
+        <w:t>الرسل والمؤمنون في ذلك الوقت انتظروا مثل العبيد الواقفين على باب البيت ليكونوا مستعدين</w:t>
+      </w:r>
+      <w:r>
+        <w:rPr>
+          <w:rFonts w:hint="cs"/>
+          <w:rtl/>
+          <w:lang w:bidi="ar-AE"/>
+        </w:rPr>
+        <w:t xml:space="preserve"> بأن يفتحوه للرب</w:t>
+      </w:r>
+      <w:r>
+        <w:rPr>
+          <w:rFonts w:hint="cs"/>
+          <w:rtl/>
+          <w:lang w:bidi="ar-AE"/>
+        </w:rPr>
+        <w:t xml:space="preserve"> متى ما دق </w:t>
+      </w:r>
+      <w:r>
+        <w:rPr>
+          <w:rFonts w:hint="cs"/>
+          <w:rtl/>
+          <w:lang w:bidi="ar-AE"/>
+        </w:rPr>
+        <w:t>عليه</w:t>
+      </w:r>
+      <w:r>
+        <w:rPr>
+          <w:rFonts w:hint="cs"/>
+          <w:rtl/>
+          <w:lang w:bidi="ar-AE"/>
+        </w:rPr>
+        <w:t>. طبعًا فهذه صورة لكن فيها يوجد قوة حاضرة للتعبير عن الانتظار. ما سبب دخول الارتداد والفساد بهذه السرعة إلى داخل الكنيسة؟ لأنها ابتدأت أن تقول: "</w:t>
+      </w:r>
+      <w:r>
+        <w:rPr>
+          <w:rtl/>
+        </w:rPr>
+        <w:t xml:space="preserve"> </w:t>
+      </w:r>
+      <w:r>
+        <w:rPr>
+          <w:rtl/>
+          <w:lang w:bidi="ar-AE"/>
+        </w:rPr>
+        <w:t>سَيِّدِي يُبْطِئُ قُدُومَهُ.</w:t>
+      </w:r>
+      <w:r>
+        <w:rPr>
+          <w:rFonts w:hint="cs"/>
+          <w:rtl/>
+          <w:lang w:bidi="ar-AE"/>
+        </w:rPr>
+        <w:t>"؛ لكن: "</w:t>
+      </w:r>
+      <w:r>
+        <w:rPr>
+          <w:rtl/>
+          <w:lang w:bidi="ar-AE"/>
+        </w:rPr>
+        <w:t>طُوبَى لِذلِكَ الْعَبْدِ الَّذِي إِذَا جَاءَ سَيِّدُهُ يَجِدُهُ</w:t>
+      </w:r>
+      <w:r>
+        <w:rPr>
+          <w:rFonts w:hint="cs"/>
+          <w:rtl/>
+          <w:lang w:bidi="ar-AE"/>
+        </w:rPr>
+        <w:t xml:space="preserve"> سهران (واعيًا)!"</w:t>
+      </w:r>
+    </w:p>
+    <w:p>
+      <w:pPr>
+        <w:jc w:val="both"/>
+        <w:rPr>
+          <w:rtl/>
+          <w:lang w:bidi="ar-AE"/>
+        </w:rPr>
+      </w:pPr>
+      <w:r>
+        <w:rPr>
+          <w:rFonts w:hint="cs"/>
+          <w:rtl/>
+          <w:lang w:bidi="ar-AE"/>
+        </w:rPr>
+        <w:t>"</w:t>
+      </w:r>
+      <w:r>
+        <w:rPr>
+          <w:rtl/>
+        </w:rPr>
+        <w:t xml:space="preserve"> </w:t>
+      </w:r>
+      <w:r>
+        <w:rPr>
+          <w:rtl/>
+          <w:lang w:bidi="ar-AE"/>
+        </w:rPr>
+        <w:t>«لِتَكُنْ أَحْقَاؤُكُمْ مُمَنْطَقَةً وَسُرُجُكُمْ مُوقَدَةً،</w:t>
+      </w:r>
+      <w:r>
+        <w:rPr>
+          <w:rFonts w:hint="cs"/>
+          <w:rtl/>
+          <w:lang w:bidi="ar-AE"/>
+        </w:rPr>
+        <w:t xml:space="preserve">" في ليل ذلك </w:t>
+      </w:r>
+      <w:r>
+        <w:rPr>
+          <w:rFonts w:hint="cs"/>
+          <w:rtl/>
+          <w:lang w:bidi="ar-AE"/>
+        </w:rPr>
+        <w:t xml:space="preserve">الزمن كان من الضروري </w:t>
+      </w:r>
+      <w:r>
+        <w:rPr>
+          <w:rFonts w:hint="cs"/>
+          <w:rtl/>
+          <w:lang w:bidi="ar-AE"/>
+        </w:rPr>
+        <w:t>أن يلبسوا</w:t>
+      </w:r>
+      <w:r>
+        <w:rPr>
+          <w:rFonts w:hint="cs"/>
+          <w:rtl/>
+          <w:lang w:bidi="ar-AE"/>
+        </w:rPr>
+        <w:t xml:space="preserve"> ثيابهم وأن يتنطقوا للخدمة. وهكذا علينا نحن أيضًا لا أن نُرخي ثيابنا لتسقط إلى الأرض، بمعنى أن لا نترك أفكارنا، مشاعرنا وأشواقنا تتحرك كما يحلو لها، وإنما بأن تكون بصورة دائمة مستعدة للخدمة بثياب مهندمة جيدًا</w:t>
+      </w:r>
+      <w:r>
+        <w:rPr>
+          <w:rFonts w:hint="cs"/>
+          <w:rtl/>
+          <w:lang w:bidi="ar-AE"/>
+        </w:rPr>
+        <w:t xml:space="preserve"> وبسرج موقدة. إن هذه طبعًا ليست حالة من الراحة؛ على العكس فإنه أمر مُجهد بصورة غير عادية بأن نبقى سهرانين طيلة ليل مظلم طويل الأمد. لكن في روح خدمتنا لا بد وأن يكون قلبنا، أشواقنا، أفكارنا، عواطفنا ورغباتنا مشدودة</w:t>
+      </w:r>
+      <w:r>
+        <w:rPr>
+          <w:rFonts w:hint="cs"/>
+          <w:rtl/>
+          <w:lang w:bidi="ar-AE"/>
+        </w:rPr>
+        <w:t xml:space="preserve"> (ممنطقة)</w:t>
+      </w:r>
+      <w:r>
+        <w:rPr>
+          <w:rFonts w:hint="cs"/>
+          <w:rtl/>
+          <w:lang w:bidi="ar-AE"/>
+        </w:rPr>
+        <w:t xml:space="preserve"> جيدًا.</w:t>
+      </w:r>
+    </w:p>
+    <w:p>
+      <w:pPr>
+        <w:jc w:val="both"/>
+        <w:rPr>
+          <w:rtl/>
+          <w:lang w:bidi="ar-AE"/>
+        </w:rPr>
+      </w:pPr>
+      <w:r>
+        <w:rPr>
+          <w:rFonts w:hint="cs"/>
+          <w:rtl/>
+          <w:lang w:bidi="ar-AE"/>
+        </w:rPr>
+        <w:t>إنه فعلاً لأمر مجهد جدًا</w:t>
+      </w:r>
+      <w:r>
+        <w:rPr>
+          <w:rFonts w:hint="cs"/>
+          <w:rtl/>
+          <w:lang w:bidi="ar-AE"/>
+        </w:rPr>
+        <w:t xml:space="preserve"> بأن لا نسمح للجسد بأن يسير على هواه؛ فإنه في أوقات مريح جدًا بأن نفعل هذا وإن كان للحظة واحدة فقط؛ ولكن متى ما حصل فمن المؤكد أننا سننام مثل العشر عذارى. لأنه كما أن العذارى اضطجعنَ للنوم والزيت في سرجهن، هكذا أيضًا نحن يمكننا أن ننعس والروح القدس في قلوبنا. لكن طوبى لكل العبيد الذين يجدهم السيد سهرانين! وكأن الرب يدعونا: "</w:t>
+      </w:r>
+      <w:r>
+        <w:rPr>
+          <w:rFonts w:hint="cs"/>
+          <w:rtl/>
+          <w:lang w:bidi="ar-AE"/>
+        </w:rPr>
+        <w:t>الآن هو دوركم بأن تتمنطقوا وأن تخدموا بمحبة وأن تسهروا؛ لكن متى ما أتيت فسيكون دوري بأن أتنطق وأقترب منكم وأخدمكم (لوقا 12: 37). لا بد لكم أن تكونوا ممنط</w:t>
+      </w:r>
+      <w:r>
+        <w:rPr>
+          <w:rFonts w:hint="cs"/>
+          <w:rtl/>
+          <w:lang w:bidi="ar-AE"/>
+        </w:rPr>
+        <w:t>َ</w:t>
+      </w:r>
+      <w:r>
+        <w:rPr>
+          <w:rFonts w:hint="cs"/>
+          <w:rtl/>
+          <w:lang w:bidi="ar-AE"/>
+        </w:rPr>
+        <w:t>قين جيدًا وسط الشر وسهرانين؛ ولكن عندما سيُدان الشر ويُعزَل، عندها يمكنكم أن تستريحوا من عملكم.</w:t>
+      </w:r>
+    </w:p>
+    <w:p>
+      <w:pPr>
+        <w:jc w:val="both"/>
+        <w:rPr>
+          <w:rFonts w:hint="cs"/>
+          <w:rtl/>
+          <w:lang w:bidi="ar-AE"/>
+        </w:rPr>
+      </w:pPr>
+      <w:r>
+        <w:rPr>
+          <w:rFonts w:hint="cs"/>
+          <w:rtl/>
+          <w:lang w:bidi="ar-AE"/>
+        </w:rPr>
+        <w:t>في يوم وصول</w:t>
+      </w:r>
+      <w:r>
+        <w:rPr>
+          <w:rFonts w:hint="cs"/>
+          <w:rtl/>
+          <w:lang w:bidi="ar-AE"/>
+        </w:rPr>
+        <w:t>كم بيت الآب يمكنكم الاضطجاع والاهتمام براحتكم. في ذلك الموضع المبارك من الطهارة والقداسة يمكنكم أن ترخوا ثيابكم، أشواقكم، أفكاركم عواطفكم لتنطلق بحريتها دون أن تخشوا من اتساخها.</w:t>
       </w:r>
     </w:p>
     <w:sectPr>
-      <w:pgSz w:w="12240" w:h="15840"/>
-      <w:pgMar w:top="1440" w:right="1800" w:bottom="1440" w:left="1800" w:header="720" w:footer="720" w:gutter="0"/>
-      <w:cols w:space="720"/>
+      <w:pgSz w:w="11906" w:h="16838"/>
+      <w:pgMar w:top="1440" w:right="1800" w:bottom="1440" w:left="1800" w:header="708" w:footer="708" w:gutter="0"/>
+      <w:cols w:space="708"/>
+      <w:bidi/>
+      <w:rtlGutter/>
       <w:docGrid w:linePitch="360"/>
     </w:sectPr>
   </w:body>
@@ -387,7 +855,7 @@
         <w:rFonts w:ascii="Sakkal Majalla" w:eastAsiaTheme="minorHAnsi" w:hAnsi="Sakkal Majalla" w:cs="Sakkal Majalla"/>
         <w:sz w:val="28"/>
         <w:szCs w:val="28"/>
-        <w:lang w:val="en-US" w:eastAsia="en-US" w:bidi="he-IL"/>
+        <w:lang w:val="en-US" w:eastAsia="en-US" w:bidi="ar-SA"/>
       </w:rPr>
     </w:rPrDefault>
     <w:pPrDefault>
@@ -777,7 +1245,11 @@
   <w:style w:type="paragraph" w:default="1" w:styleId="Normal">
     <w:name w:val="Normal"/>
     <w:qFormat/>
+    <w:pPr>
+      <w:bidi/>
+    </w:pPr>
     <w:rPr>
+      <w:noProof/>
       <w:lang w:bidi="ar-EG"/>
     </w:rPr>
   </w:style>
@@ -813,7 +1285,7 @@
     <w:basedOn w:val="DefaultParagraphFont"/>
     <w:uiPriority w:val="99"/>
     <w:unhideWhenUsed/>
-    <w:rsid w:val="00AF5AE7"/>
+    <w:rsid w:val="001A695B"/>
     <w:rPr>
       <w:color w:val="0563C1" w:themeColor="hyperlink"/>
       <w:u w:val="single"/>
@@ -825,10 +1297,22 @@
     <w:uiPriority w:val="99"/>
     <w:semiHidden/>
     <w:unhideWhenUsed/>
-    <w:rsid w:val="00AF5AE7"/>
+    <w:rsid w:val="001A695B"/>
     <w:rPr>
       <w:color w:val="605E5C"/>
       <w:shd w:val="clear" w:color="auto" w:fill="E1DFDD"/>
+    </w:rPr>
+  </w:style>
+  <w:style w:type="character" w:styleId="FollowedHyperlink">
+    <w:name w:val="FollowedHyperlink"/>
+    <w:basedOn w:val="DefaultParagraphFont"/>
+    <w:uiPriority w:val="99"/>
+    <w:semiHidden/>
+    <w:unhideWhenUsed/>
+    <w:rsid w:val="00B93377"/>
+    <w:rPr>
+      <w:color w:val="954F72" w:themeColor="followedHyperlink"/>
+      <w:u w:val="single"/>
     </w:rPr>
   </w:style>
 </w:styles>

--- a/docs/downloads/john-nelson-darby/تم/doc_0369.docx
+++ b/docs/downloads/john-nelson-darby/تم/doc_0369.docx
@@ -1,641 +1,890 @@
 
 <file path=word/document.xml><?xml version="1.0" encoding="utf-8"?>
-<w:document xmlns:wpc="http://schemas.microsoft.com/office/word/2010/wordprocessingCanvas" xmlns:cx="http://schemas.microsoft.com/office/drawing/2014/chartex" xmlns:cx1="http://schemas.microsoft.com/office/drawing/2015/9/8/chartex" xmlns:cx2="http://schemas.microsoft.com/office/drawing/2015/10/21/chartex" xmlns:cx3="http://schemas.microsoft.com/office/drawing/2016/5/9/chartex" xmlns:cx4="http://schemas.microsoft.com/office/drawing/2016/5/10/chartex" xmlns:cx5="http://schemas.microsoft.com/office/drawing/2016/5/11/chartex" xmlns:cx6="http://schemas.microsoft.com/office/drawing/2016/5/12/chartex" xmlns:cx7="http://schemas.microsoft.com/office/drawing/2016/5/13/chartex" xmlns:cx8="http://schemas.microsoft.com/office/drawing/2016/5/14/chartex" xmlns:mc="http://schemas.openxmlformats.org/markup-compatibility/2006" xmlns:aink="http://schemas.microsoft.com/office/drawing/2016/ink" xmlns:am3d="http://schemas.microsoft.com/office/drawing/2017/model3d" xmlns:o="urn:schemas-microsoft-com:office:office" xmlns:oel="http://schemas.microsoft.com/office/2019/extlst" xmlns:r="http://schemas.openxmlformats.org/officeDocument/2006/relationships" xmlns:m="http://schemas.openxmlformats.org/officeDocument/2006/math" xmlns:v="urn:schemas-microsoft-com:vml" xmlns:wp14="http://schemas.microsoft.com/office/word/2010/wordprocessingDrawing" xmlns:wp="http://schemas.openxmlformats.org/drawingml/2006/wordprocessingDrawing" xmlns:w10="urn:schemas-microsoft-com:office:word" xmlns:w="http://schemas.openxmlformats.org/wordprocessingml/2006/main" xmlns:w14="http://schemas.microsoft.com/office/word/2010/wordml" xmlns:w15="http://schemas.microsoft.com/office/word/2012/wordml" xmlns:w16cex="http://schemas.microsoft.com/office/word/2018/wordml/cex" xmlns:w16cid="http://schemas.microsoft.com/office/word/2016/wordml/cid" xmlns:w16="http://schemas.microsoft.com/office/word/2018/wordml" xmlns:w16sdtdh="http://schemas.microsoft.com/office/word/2020/wordml/sdtdatahash" xmlns:w16se="http://schemas.microsoft.com/office/word/2015/wordml/symex" xmlns:wpg="http://schemas.microsoft.com/office/word/2010/wordprocessingGroup" xmlns:wpi="http://schemas.microsoft.com/office/word/2010/wordprocessingInk" xmlns:wne="http://schemas.microsoft.com/office/word/2006/wordml" xmlns:wps="http://schemas.microsoft.com/office/word/2010/wordprocessingShape" mc:Ignorable="w14 w15 w16se w16cid w16 w16cex w16sdtdh wp14">
+<w:document xmlns:wpc="http://schemas.microsoft.com/office/word/2010/wordprocessingCanvas" xmlns:cx="http://schemas.microsoft.com/office/drawing/2014/chartex" xmlns:cx1="http://schemas.microsoft.com/office/drawing/2015/9/8/chartex" xmlns:cx2="http://schemas.microsoft.com/office/drawing/2015/10/21/chartex" xmlns:cx3="http://schemas.microsoft.com/office/drawing/2016/5/9/chartex" xmlns:cx4="http://schemas.microsoft.com/office/drawing/2016/5/10/chartex" xmlns:cx5="http://schemas.microsoft.com/office/drawing/2016/5/11/chartex" xmlns:cx6="http://schemas.microsoft.com/office/drawing/2016/5/12/chartex" xmlns:cx7="http://schemas.microsoft.com/office/drawing/2016/5/13/chartex" xmlns:cx8="http://schemas.microsoft.com/office/drawing/2016/5/14/chartex" xmlns:mc="http://schemas.openxmlformats.org/markup-compatibility/2006" xmlns:aink="http://schemas.microsoft.com/office/drawing/2016/ink" xmlns:am3d="http://schemas.microsoft.com/office/drawing/2017/model3d" xmlns:o="urn:schemas-microsoft-com:office:office" xmlns:r="http://schemas.openxmlformats.org/officeDocument/2006/relationships" xmlns:m="http://schemas.openxmlformats.org/officeDocument/2006/math" xmlns:v="urn:schemas-microsoft-com:vml" xmlns:wp14="http://schemas.microsoft.com/office/word/2010/wordprocessingDrawing" xmlns:wp="http://schemas.openxmlformats.org/drawingml/2006/wordprocessingDrawing" xmlns:w10="urn:schemas-microsoft-com:office:word" xmlns:w="http://schemas.openxmlformats.org/wordprocessingml/2006/main" xmlns:w14="http://schemas.microsoft.com/office/word/2010/wordml" xmlns:w15="http://schemas.microsoft.com/office/word/2012/wordml" xmlns:w16cex="http://schemas.microsoft.com/office/word/2018/wordml/cex" xmlns:w16cid="http://schemas.microsoft.com/office/word/2016/wordml/cid" xmlns:w16="http://schemas.microsoft.com/office/word/2018/wordml" xmlns:w16sdtdh="http://schemas.microsoft.com/office/word/2020/wordml/sdtdatahash" xmlns:w16se="http://schemas.microsoft.com/office/word/2015/wordml/symex" xmlns:wpg="http://schemas.microsoft.com/office/word/2010/wordprocessingGroup" xmlns:wpi="http://schemas.microsoft.com/office/word/2010/wordprocessingInk" xmlns:wne="http://schemas.microsoft.com/office/word/2006/wordml" xmlns:wps="http://schemas.microsoft.com/office/word/2010/wordprocessingShape" mc:Ignorable="w14 w15 w16se w16cid w16 w16cex w16sdtdh wp14">
   <w:body>
     <w:p>
       <w:pPr>
         <w:jc w:val="both"/>
         <w:rPr>
-          <w:rtl/>
-          <w:lang w:bidi="ar-AE"/>
+          <w:rFonts w:ascii="Sakkal Majalla" w:hAnsi="Sakkal Majalla" w:cs="Sakkal Majalla"/>
+          <w:sz w:val="28"/>
+          <w:szCs w:val="28"/>
+          <w:rtl/>
+          <w:lang w:bidi="ar-EG"/>
         </w:rPr>
       </w:pPr>
-      <w:hyperlink r:id="rId4" w:history="1">
-        <w:r>
-          <w:rPr>
-            <w:rStyle w:val="Hyperlink"/>
-            <w:rFonts w:hint="cs"/>
-            <w:rtl/>
-            <w:lang w:bidi="ar-AE"/>
-          </w:rPr>
-          <w:t>مستعد لمجيء الرب</w:t>
-        </w:r>
-      </w:hyperlink>
+      <w:r>
+        <w:rPr>
+          <w:rFonts w:ascii="Sakkal Majalla" w:hAnsi="Sakkal Majalla" w:cs="Sakkal Majalla"/>
+          <w:sz w:val="28"/>
+          <w:szCs w:val="28"/>
+          <w:rtl/>
+          <w:lang w:bidi="ar-EG"/>
+        </w:rPr>
+        <w:fldChar w:fldCharType="begin"/>
+      </w:r>
+      <w:r>
+        <w:rPr>
+          <w:rFonts w:ascii="Sakkal Majalla" w:hAnsi="Sakkal Majalla" w:cs="Sakkal Majalla"/>
+          <w:sz w:val="28"/>
+          <w:szCs w:val="28"/>
+          <w:rtl/>
+          <w:lang w:bidi="ar-EG"/>
+        </w:rPr>
+        <w:instrText xml:space="preserve"> </w:instrText>
+      </w:r>
+      <w:r>
+        <w:rPr>
+          <w:rFonts w:ascii="Sakkal Majalla" w:hAnsi="Sakkal Majalla" w:cs="Sakkal Majalla" w:hint="cs"/>
+          <w:sz w:val="28"/>
+          <w:szCs w:val="28"/>
+          <w:lang w:bidi="ar-EG"/>
+        </w:rPr>
+        <w:instrText>HYPERLINK</w:instrText>
+      </w:r>
+      <w:r>
+        <w:rPr>
+          <w:rFonts w:ascii="Sakkal Majalla" w:hAnsi="Sakkal Majalla" w:cs="Sakkal Majalla" w:hint="cs"/>
+          <w:sz w:val="28"/>
+          <w:szCs w:val="28"/>
+          <w:rtl/>
+          <w:lang w:bidi="ar-EG"/>
+        </w:rPr>
+        <w:instrText xml:space="preserve"> "</w:instrText>
+      </w:r>
+      <w:r>
+        <w:rPr>
+          <w:rFonts w:ascii="Sakkal Majalla" w:hAnsi="Sakkal Majalla" w:cs="Sakkal Majalla" w:hint="cs"/>
+          <w:sz w:val="28"/>
+          <w:szCs w:val="28"/>
+          <w:lang w:bidi="ar-EG"/>
+        </w:rPr>
+        <w:instrText>https://www.soundwords.de/en/bereit-fuer-die-wiederkunft-des-herrn-a1366.html</w:instrText>
+      </w:r>
+      <w:r>
+        <w:rPr>
+          <w:rFonts w:ascii="Sakkal Majalla" w:hAnsi="Sakkal Majalla" w:cs="Sakkal Majalla" w:hint="cs"/>
+          <w:sz w:val="28"/>
+          <w:szCs w:val="28"/>
+          <w:rtl/>
+          <w:lang w:bidi="ar-EG"/>
+        </w:rPr>
+        <w:instrText>"</w:instrText>
+      </w:r>
+      <w:r>
+        <w:rPr>
+          <w:rFonts w:ascii="Sakkal Majalla" w:hAnsi="Sakkal Majalla" w:cs="Sakkal Majalla"/>
+          <w:sz w:val="28"/>
+          <w:szCs w:val="28"/>
+          <w:rtl/>
+          <w:lang w:bidi="ar-EG"/>
+        </w:rPr>
+        <w:instrText xml:space="preserve"> </w:instrText>
+      </w:r>
+      <w:r>
+        <w:rPr>
+          <w:rFonts w:ascii="Sakkal Majalla" w:hAnsi="Sakkal Majalla" w:cs="Sakkal Majalla"/>
+          <w:sz w:val="28"/>
+          <w:szCs w:val="28"/>
+          <w:rtl/>
+          <w:lang w:bidi="ar-EG"/>
+        </w:rPr>
+      </w:r>
+      <w:r>
+        <w:rPr>
+          <w:rFonts w:ascii="Sakkal Majalla" w:hAnsi="Sakkal Majalla" w:cs="Sakkal Majalla"/>
+          <w:sz w:val="28"/>
+          <w:szCs w:val="28"/>
+          <w:rtl/>
+          <w:lang w:bidi="ar-EG"/>
+        </w:rPr>
+        <w:fldChar w:fldCharType="separate"/>
+      </w:r>
+      <w:r>
+        <w:rPr>
+          <w:rStyle w:val="Hyperlink"/>
+          <w:rFonts w:ascii="Sakkal Majalla" w:hAnsi="Sakkal Majalla" w:cs="Sakkal Majalla" w:hint="cs"/>
+          <w:sz w:val="28"/>
+          <w:szCs w:val="28"/>
+          <w:rtl/>
+          <w:lang w:bidi="ar-EG"/>
+        </w:rPr>
+        <w:t>مستعد لمجيء الرب</w:t>
+      </w:r>
+      <w:r>
+        <w:rPr>
+          <w:rFonts w:ascii="Sakkal Majalla" w:hAnsi="Sakkal Majalla" w:cs="Sakkal Majalla"/>
+          <w:sz w:val="28"/>
+          <w:szCs w:val="28"/>
+          <w:rtl/>
+          <w:lang w:bidi="ar-EG"/>
+        </w:rPr>
+        <w:fldChar w:fldCharType="end"/>
+      </w:r>
     </w:p>
     <w:p>
       <w:pPr>
         <w:jc w:val="both"/>
         <w:rPr>
-          <w:rtl/>
-          <w:lang w:bidi="ar-AE"/>
+          <w:rFonts w:ascii="Sakkal Majalla" w:hAnsi="Sakkal Majalla" w:cs="Sakkal Majalla"/>
+          <w:sz w:val="28"/>
+          <w:szCs w:val="28"/>
+          <w:rtl/>
+          <w:lang w:bidi="ar-EG"/>
         </w:rPr>
       </w:pPr>
       <w:r>
         <w:rPr>
-          <w:rFonts w:hint="cs"/>
-          <w:rtl/>
-          <w:lang w:bidi="ar-AE"/>
-        </w:rPr>
-        <w:t>لوقا 12: 36</w:t>
+          <w:rFonts w:ascii="Sakkal Majalla" w:hAnsi="Sakkal Majalla" w:cs="Sakkal Majalla" w:hint="cs"/>
+          <w:sz w:val="28"/>
+          <w:szCs w:val="28"/>
+          <w:rtl/>
+          <w:lang w:bidi="ar-EG"/>
+        </w:rPr>
+        <w:t>عدد تمهيدي: لوقا 12: 36</w:t>
       </w:r>
     </w:p>
     <w:p>
       <w:pPr>
         <w:jc w:val="both"/>
         <w:rPr>
-          <w:rtl/>
-          <w:lang w:bidi="ar-AE"/>
+          <w:rFonts w:ascii="Sakkal Majalla" w:hAnsi="Sakkal Majalla" w:cs="Sakkal Majalla"/>
+          <w:sz w:val="28"/>
+          <w:szCs w:val="28"/>
+          <w:rtl/>
+          <w:lang w:bidi="ar-EG"/>
         </w:rPr>
       </w:pPr>
       <w:r>
         <w:rPr>
-          <w:lang w:bidi="ar-AE"/>
-        </w:rPr>
-        <w:t>John Nelson Darby</w:t>
+          <w:rFonts w:ascii="Sakkal Majalla" w:hAnsi="Sakkal Majalla" w:cs="Sakkal Majalla" w:hint="cs"/>
+          <w:sz w:val="28"/>
+          <w:szCs w:val="28"/>
+          <w:rtl/>
+          <w:lang w:bidi="ar-EG"/>
+        </w:rPr>
+        <w:t>"</w:t>
+      </w:r>
+      <w:r>
+        <w:rPr>
+          <w:rFonts w:ascii="Sakkal Majalla" w:hAnsi="Sakkal Majalla" w:cs="Sakkal Majalla"/>
+          <w:sz w:val="28"/>
+          <w:szCs w:val="28"/>
+          <w:rtl/>
+          <w:lang w:bidi="ar-EG"/>
+        </w:rPr>
+        <w:t xml:space="preserve">وَأَنْتُمْ مِثْلُ أُنَاسٍ يَنْتَظِرُونَ سَيِّدَهُمْ </w:t>
+      </w:r>
+      <w:r>
+        <w:rPr>
+          <w:rFonts w:ascii="Sakkal Majalla" w:hAnsi="Sakkal Majalla" w:cs="Sakkal Majalla" w:hint="cs"/>
+          <w:sz w:val="28"/>
+          <w:szCs w:val="28"/>
+          <w:rtl/>
+          <w:lang w:bidi="ar-EG"/>
+        </w:rPr>
+        <w:t>" لوقا 12:36</w:t>
       </w:r>
     </w:p>
     <w:p>
       <w:pPr>
         <w:jc w:val="both"/>
         <w:rPr>
-          <w:rtl/>
-          <w:lang w:bidi="ar-AE"/>
+          <w:rFonts w:ascii="Sakkal Majalla" w:hAnsi="Sakkal Majalla" w:cs="Sakkal Majalla"/>
+          <w:sz w:val="28"/>
+          <w:szCs w:val="28"/>
+          <w:rtl/>
+          <w:lang w:bidi="ar-EG"/>
         </w:rPr>
       </w:pPr>
       <w:r>
         <w:rPr>
-          <w:rFonts w:hint="cs"/>
-          <w:rtl/>
-          <w:lang w:bidi="ar-AE"/>
-        </w:rPr>
-        <w:t>"</w:t>
-      </w:r>
-      <w:r>
-        <w:rPr>
-          <w:rtl/>
-          <w:lang w:bidi="ar-AE"/>
-        </w:rPr>
-        <w:t xml:space="preserve"> وَأَنْتُمْ مِثْلُ أُنَاسٍ يَنْتَظِرُونَ سَيِّدَهُمْ</w:t>
-      </w:r>
-      <w:r>
-        <w:rPr>
-          <w:rFonts w:hint="cs"/>
-          <w:rtl/>
-          <w:lang w:bidi="ar-AE"/>
-        </w:rPr>
-        <w:t>" (لوقا 12: 36)</w:t>
+          <w:rFonts w:ascii="Sakkal Majalla" w:hAnsi="Sakkal Majalla" w:cs="Sakkal Majalla" w:hint="cs"/>
+          <w:sz w:val="28"/>
+          <w:szCs w:val="28"/>
+          <w:rtl/>
+          <w:lang w:bidi="ar-EG"/>
+        </w:rPr>
+        <w:t>ما يجب أن يميز المؤمنين، ليس مجرد التمسك بتعليم مجيء الرب، وإنما بأنهم ينتظرونه يوميًا. على نفوسهم أن تكون دائمًا في حالة استعداد، استعداد بأن يروه، وأن يكونوا معه ويشابهوه. وليس لأن هذا العالم، الذي يُعاديهم، على أهبة بأن يُدان.  نحن نلنا نعمة وننتظره، مَن خلصنا، لكي عندها ندرك بالتمام، ما يكونه بالنسبة لنا في شخصه الملكي. إن الدينونة ليست هي موضوع رجاءنا وفرحنا، كما هو لمؤمنين سيكونون على الأرض زمن الضيقة العظيمة؛ "</w:t>
+      </w:r>
+      <w:r>
+        <w:rPr>
+          <w:rFonts w:ascii="Sakkal Majalla" w:hAnsi="Sakkal Majalla" w:cs="Sakkal Majalla"/>
+          <w:sz w:val="28"/>
+          <w:szCs w:val="28"/>
+          <w:rtl/>
+          <w:lang w:bidi="ar-EG"/>
+        </w:rPr>
+        <w:t>وَيَكُونُ كُلُّ مُرُورِ عَصَا الْقَضَاءِ الَّتِي يُنْزِلُهَا الرَّبُّ عَلَيْهِ بِالدُّفُوفِ وَالْعِيدَانِ. وَبِحُرُوبٍ ثَائِرَةٍ يُحَارِبُهُ.</w:t>
+      </w:r>
+      <w:r>
+        <w:rPr>
+          <w:rFonts w:ascii="Sakkal Majalla" w:hAnsi="Sakkal Majalla" w:cs="Sakkal Majalla" w:hint="cs"/>
+          <w:sz w:val="28"/>
+          <w:szCs w:val="28"/>
+          <w:rtl/>
+          <w:lang w:bidi="ar-EG"/>
+        </w:rPr>
+        <w:t>" (</w:t>
+      </w:r>
+      <w:proofErr w:type="spellStart"/>
+      <w:r>
+        <w:rPr>
+          <w:rFonts w:ascii="Sakkal Majalla" w:hAnsi="Sakkal Majalla" w:cs="Sakkal Majalla" w:hint="cs"/>
+          <w:sz w:val="28"/>
+          <w:szCs w:val="28"/>
+          <w:rtl/>
+          <w:lang w:bidi="ar-EG"/>
+        </w:rPr>
+        <w:t>أشعياء</w:t>
+      </w:r>
+      <w:proofErr w:type="spellEnd"/>
+      <w:r>
+        <w:rPr>
+          <w:rFonts w:ascii="Sakkal Majalla" w:hAnsi="Sakkal Majalla" w:cs="Sakkal Majalla" w:hint="cs"/>
+          <w:sz w:val="28"/>
+          <w:szCs w:val="28"/>
+          <w:rtl/>
+          <w:lang w:bidi="ar-EG"/>
+        </w:rPr>
+        <w:t xml:space="preserve"> 30: 32). إن نصيبنا هو بالحري بأن ننتظره</w:t>
+      </w:r>
+      <w:r>
+        <w:rPr>
+          <w:rFonts w:ascii="Sakkal Majalla" w:hAnsi="Sakkal Majalla" w:cs="Sakkal Majalla" w:hint="cs"/>
+          <w:sz w:val="28"/>
+          <w:szCs w:val="28"/>
+          <w:rtl/>
+          <w:lang w:bidi="ar-EG"/>
+        </w:rPr>
+        <w:t xml:space="preserve"> بعين بسيطة.</w:t>
       </w:r>
     </w:p>
     <w:p>
       <w:pPr>
         <w:jc w:val="both"/>
         <w:rPr>
-          <w:rtl/>
-          <w:lang w:bidi="ar-AE"/>
+          <w:rFonts w:ascii="Sakkal Majalla" w:hAnsi="Sakkal Majalla" w:cs="Sakkal Majalla"/>
+          <w:sz w:val="28"/>
+          <w:szCs w:val="28"/>
+          <w:rtl/>
+          <w:lang w:bidi="ar-EG"/>
         </w:rPr>
       </w:pPr>
       <w:r>
         <w:rPr>
-          <w:rFonts w:hint="cs"/>
-          <w:rtl/>
-          <w:lang w:bidi="ar-AE"/>
-        </w:rPr>
-        <w:t>إن الذي يجب أن يميز المؤمنين ليس مجرد تمسكهم بالتعليم عن مجيء الرب، وإنما انتظارهم اليومي له. على نفوسهم أن تكون في حالة تأهب مستمر، تأهب ليروه ويكونوا معه ومثله. وذلك ليس لأن العالم الذي يعاديهم مُقبِل على دينونته. نحن حصلنا على نعمة وننتظر الذي خلّصنا لكيما نعرف عندها تمامًا ما هو لنا في شخصه الثمين. الدينونة ليست هي موضوع رجائنا وفرحنا كما هو موضوع المؤمنين الذين سيكونون في زمن الضيقة العظيمة على الأرض؛ لأن "</w:t>
-      </w:r>
-      <w:r>
-        <w:rPr>
-          <w:rtl/>
-          <w:lang w:bidi="ar-AE"/>
-        </w:rPr>
-        <w:t>وَيَكُونُ كُلُّ مُرُورِ عَصَا الْقَضَاءِ الَّتِي يُنْزِلُهَا الرَّبُّ عَلَيْهِ بِالدُّفُوفِ وَالْعِيدَانِ.</w:t>
-      </w:r>
-      <w:r>
-        <w:rPr>
-          <w:rFonts w:hint="cs"/>
-          <w:rtl/>
-          <w:lang w:bidi="ar-AE"/>
-        </w:rPr>
-        <w:t>" (أشعياء 30 :32). إن نصيبنا هو بالحري أن ننتظره ببساطة قلب.</w:t>
+          <w:rFonts w:ascii="Sakkal Majalla" w:hAnsi="Sakkal Majalla" w:cs="Sakkal Majalla"/>
+          <w:sz w:val="28"/>
+          <w:szCs w:val="28"/>
+          <w:rtl/>
+          <w:lang w:bidi="ar-EG"/>
+        </w:rPr>
+        <w:t xml:space="preserve">إن </w:t>
+      </w:r>
+      <w:r>
+        <w:rPr>
+          <w:rFonts w:ascii="Sakkal Majalla" w:hAnsi="Sakkal Majalla" w:cs="Sakkal Majalla" w:hint="cs"/>
+          <w:sz w:val="28"/>
+          <w:szCs w:val="28"/>
+          <w:rtl/>
+          <w:lang w:bidi="ar-EG"/>
+        </w:rPr>
+        <w:t>كل مسلك وطابع المؤمن يتعلق إن كان ينتظر الرب. على كل واحد أن يكون لديه فكرة بأنه ليس لدينا ما نفعله في هذا العالم إلا عبوره، بأننا لا نصيب لنا فيه، وأننا رجعنا "</w:t>
+      </w:r>
+      <w:r>
+        <w:rPr>
+          <w:rFonts w:ascii="Sakkal Majalla" w:hAnsi="Sakkal Majalla" w:cs="Sakkal Majalla"/>
+          <w:sz w:val="28"/>
+          <w:szCs w:val="28"/>
+          <w:rtl/>
+          <w:lang w:bidi="ar-EG"/>
+        </w:rPr>
+        <w:t xml:space="preserve">إِلَى اللهِ مِنَ الأَوْثَانِ، لِتَعْبُدُوا اللهَ الْحَيَّ </w:t>
+      </w:r>
+      <w:proofErr w:type="gramStart"/>
+      <w:r>
+        <w:rPr>
+          <w:rFonts w:ascii="Sakkal Majalla" w:hAnsi="Sakkal Majalla" w:cs="Sakkal Majalla"/>
+          <w:sz w:val="28"/>
+          <w:szCs w:val="28"/>
+          <w:rtl/>
+          <w:lang w:bidi="ar-EG"/>
+        </w:rPr>
+        <w:t>الْحَقِيقِيَّ،  10</w:t>
+      </w:r>
+      <w:proofErr w:type="gramEnd"/>
+      <w:r>
+        <w:rPr>
+          <w:rFonts w:ascii="Sakkal Majalla" w:hAnsi="Sakkal Majalla" w:cs="Sakkal Majalla"/>
+          <w:sz w:val="28"/>
+          <w:szCs w:val="28"/>
+          <w:rtl/>
+          <w:lang w:bidi="ar-EG"/>
+        </w:rPr>
+        <w:t xml:space="preserve"> وَتَنْتَظِرُوا ابْنَهُ مِنَ السَّمَاءِ،</w:t>
+      </w:r>
+      <w:r>
+        <w:rPr>
+          <w:rFonts w:ascii="Sakkal Majalla" w:hAnsi="Sakkal Majalla" w:cs="Sakkal Majalla" w:hint="cs"/>
+          <w:sz w:val="28"/>
+          <w:szCs w:val="28"/>
+          <w:rtl/>
+          <w:lang w:bidi="ar-EG"/>
+        </w:rPr>
+        <w:t xml:space="preserve">" (1. تسالونيكي 1: 9. 10). إن أهل </w:t>
+      </w:r>
+      <w:proofErr w:type="spellStart"/>
+      <w:r>
+        <w:rPr>
+          <w:rFonts w:ascii="Sakkal Majalla" w:hAnsi="Sakkal Majalla" w:cs="Sakkal Majalla" w:hint="cs"/>
+          <w:sz w:val="28"/>
+          <w:szCs w:val="28"/>
+          <w:rtl/>
+          <w:lang w:bidi="ar-EG"/>
+        </w:rPr>
+        <w:t>كولوسي</w:t>
+      </w:r>
+      <w:proofErr w:type="spellEnd"/>
+      <w:r>
+        <w:rPr>
+          <w:rFonts w:ascii="Sakkal Majalla" w:hAnsi="Sakkal Majalla" w:cs="Sakkal Majalla" w:hint="cs"/>
+          <w:sz w:val="28"/>
+          <w:szCs w:val="28"/>
+          <w:rtl/>
+          <w:lang w:bidi="ar-EG"/>
+        </w:rPr>
+        <w:t xml:space="preserve"> كانوا قد رجعوا إلى هذا الرجاء؛ فإذ أنهم كانوا ينتمون لعالم قد رفض ابن الله، فكان ينبغي عليهم أن يتحولوا عن عبادة الأوثان هذه، لكي "</w:t>
+      </w:r>
+      <w:r>
+        <w:rPr>
+          <w:rFonts w:ascii="Sakkal Majalla" w:hAnsi="Sakkal Majalla" w:cs="Sakkal Majalla"/>
+          <w:sz w:val="28"/>
+          <w:szCs w:val="28"/>
+          <w:rtl/>
+          <w:lang w:bidi="ar-EG"/>
+        </w:rPr>
+        <w:t xml:space="preserve"> تَعْبُدُوا اللهَ الْحَيَّ </w:t>
+      </w:r>
+      <w:proofErr w:type="gramStart"/>
+      <w:r>
+        <w:rPr>
+          <w:rFonts w:ascii="Sakkal Majalla" w:hAnsi="Sakkal Majalla" w:cs="Sakkal Majalla"/>
+          <w:sz w:val="28"/>
+          <w:szCs w:val="28"/>
+          <w:rtl/>
+          <w:lang w:bidi="ar-EG"/>
+        </w:rPr>
+        <w:t>الْحَقِيقِيَّ،  10</w:t>
+      </w:r>
+      <w:proofErr w:type="gramEnd"/>
+      <w:r>
+        <w:rPr>
+          <w:rFonts w:ascii="Sakkal Majalla" w:hAnsi="Sakkal Majalla" w:cs="Sakkal Majalla"/>
+          <w:sz w:val="28"/>
+          <w:szCs w:val="28"/>
+          <w:rtl/>
+          <w:lang w:bidi="ar-EG"/>
+        </w:rPr>
+        <w:t xml:space="preserve"> وَتَنْتَظِرُوا ابْنَهُ مِنَ السَّمَاءِ،</w:t>
+      </w:r>
+      <w:r>
+        <w:rPr>
+          <w:rFonts w:ascii="Sakkal Majalla" w:hAnsi="Sakkal Majalla" w:cs="Sakkal Majalla" w:hint="cs"/>
+          <w:sz w:val="28"/>
+          <w:szCs w:val="28"/>
+          <w:rtl/>
+          <w:lang w:bidi="ar-EG"/>
+        </w:rPr>
+        <w:t>"</w:t>
       </w:r>
     </w:p>
     <w:p>
       <w:pPr>
         <w:jc w:val="both"/>
         <w:rPr>
-          <w:rFonts w:hint="cs"/>
-          <w:rtl/>
-          <w:lang w:bidi="ar-AE"/>
+          <w:rFonts w:ascii="Sakkal Majalla" w:hAnsi="Sakkal Majalla" w:cs="Sakkal Majalla"/>
+          <w:sz w:val="28"/>
+          <w:szCs w:val="28"/>
+          <w:rtl/>
+          <w:lang w:bidi="ar-EG"/>
         </w:rPr>
       </w:pPr>
       <w:r>
         <w:rPr>
-          <w:rFonts w:hint="cs"/>
-          <w:rtl/>
-          <w:lang w:bidi="ar-AE"/>
-        </w:rPr>
-        <w:t>إن كل سلوك وطابع المؤمن متعلق</w:t>
-      </w:r>
-      <w:r>
-        <w:rPr>
-          <w:rFonts w:hint="cs"/>
-          <w:rtl/>
-          <w:lang w:bidi="ar-SA"/>
-        </w:rPr>
-        <w:t xml:space="preserve"> في</w:t>
-      </w:r>
-      <w:r>
-        <w:rPr>
-          <w:rFonts w:hint="cs"/>
-          <w:rtl/>
-          <w:lang w:bidi="ar-AE"/>
-        </w:rPr>
-        <w:t xml:space="preserve"> إن كان ينتظر الرب. كل شخص يجب أن يميز فينا بأننا ليس لنا ما نفعله في هذا العالم إلا عبوره</w:t>
-      </w:r>
-      <w:r>
-        <w:rPr>
-          <w:rFonts w:hint="cs"/>
-          <w:rtl/>
-          <w:lang w:bidi="ar-AE"/>
-        </w:rPr>
-        <w:t>، بأننا لا نملك فيه أي شيء وبأننا رجعنا "</w:t>
-      </w:r>
-      <w:r>
-        <w:rPr>
-          <w:rtl/>
-          <w:lang w:bidi="ar-AE"/>
-        </w:rPr>
-        <w:t>مِنَ الأَوْثَانِ، لِتَعْبُدُوا اللهَ الْحَيَّ الْحَقِيقِيَّ،</w:t>
-      </w:r>
-      <w:r>
-        <w:rPr>
-          <w:rFonts w:hint="cs"/>
-          <w:rtl/>
-          <w:lang w:bidi="ar-AE"/>
-        </w:rPr>
-        <w:t xml:space="preserve"> </w:t>
-      </w:r>
-      <w:r>
-        <w:rPr>
-          <w:rtl/>
-          <w:lang w:bidi="ar-AE"/>
-        </w:rPr>
-        <w:t>وَتَنْتَظِرُوا ابْنَهُ مِنَ السَّمَاءِ،</w:t>
-      </w:r>
-      <w:r>
-        <w:rPr>
-          <w:rFonts w:hint="cs"/>
-          <w:rtl/>
-          <w:lang w:bidi="ar-AE"/>
-        </w:rPr>
-        <w:t>" (1. تسالونيكي 1: 9، 10). أهل تسالونيكي رجعوا</w:t>
-      </w:r>
-      <w:r>
-        <w:rPr>
-          <w:rFonts w:hint="cs"/>
-          <w:rtl/>
-          <w:lang w:bidi="ar-AE"/>
-        </w:rPr>
-        <w:t xml:space="preserve"> بالإيمان</w:t>
-      </w:r>
-      <w:r>
-        <w:rPr>
-          <w:rFonts w:hint="cs"/>
-          <w:rtl/>
-          <w:lang w:bidi="ar-AE"/>
-        </w:rPr>
-        <w:t xml:space="preserve"> لأجل هذا الرجاء؛ إذ كانوا ينتمون لعالم رفض ابن الله، ولذا كان لا بد لهم أن يعرضوا عن هذه الأوثان ليعبدوا "الله الحي الحقيقي وينتظروا ابنه من السماء".</w:t>
+          <w:rFonts w:ascii="Sakkal Majalla" w:hAnsi="Sakkal Majalla" w:cs="Sakkal Majalla" w:hint="cs"/>
+          <w:sz w:val="28"/>
+          <w:szCs w:val="28"/>
+          <w:rtl/>
+          <w:lang w:bidi="ar-EG"/>
+        </w:rPr>
+        <w:t xml:space="preserve">ما أريد بأن أضعه بإلحاح على قلوب قرائي، هو، بأنهم ينتظروا الرب شخصيًا، لا أن يعرفوا تعليم مجيئه، وإنما أن ينتظروه فعلاً يوميًا. وأينما كانت مشيئة الرب </w:t>
+      </w:r>
+      <w:r>
+        <w:rPr>
+          <w:rFonts w:ascii="Sakkal Majalla" w:hAnsi="Sakkal Majalla" w:cs="Sakkal Majalla"/>
+          <w:sz w:val="28"/>
+          <w:szCs w:val="28"/>
+          <w:rtl/>
+          <w:lang w:bidi="ar-EG"/>
+        </w:rPr>
+        <w:t>–</w:t>
+      </w:r>
+      <w:r>
+        <w:rPr>
+          <w:rFonts w:ascii="Sakkal Majalla" w:hAnsi="Sakkal Majalla" w:cs="Sakkal Majalla" w:hint="cs"/>
+          <w:sz w:val="28"/>
+          <w:szCs w:val="28"/>
+          <w:rtl/>
+          <w:lang w:bidi="ar-EG"/>
+        </w:rPr>
+        <w:t xml:space="preserve"> إلا أني بالتأكيد أتمنى</w:t>
+      </w:r>
+      <w:r>
+        <w:rPr>
+          <w:rFonts w:ascii="Sakkal Majalla" w:hAnsi="Sakkal Majalla" w:cs="Sakkal Majalla" w:hint="cs"/>
+          <w:sz w:val="28"/>
+          <w:szCs w:val="28"/>
+          <w:rtl/>
+          <w:lang w:bidi="ar-EG"/>
+        </w:rPr>
+        <w:t xml:space="preserve">، أن يجدني عاملاً مشيئته عند مجيئه. إلا أن هذه ليست المسألة الأهم؛ فهذا بالحري هو: </w:t>
+      </w:r>
+      <w:proofErr w:type="spellStart"/>
+      <w:r>
+        <w:rPr>
+          <w:rFonts w:ascii="Sakkal Majalla" w:hAnsi="Sakkal Majalla" w:cs="Sakkal Majalla" w:hint="cs"/>
+          <w:sz w:val="28"/>
+          <w:szCs w:val="28"/>
+          <w:rtl/>
+          <w:lang w:bidi="ar-EG"/>
+        </w:rPr>
+        <w:t>هلى</w:t>
+      </w:r>
+      <w:proofErr w:type="spellEnd"/>
+      <w:r>
+        <w:rPr>
+          <w:rFonts w:ascii="Sakkal Majalla" w:hAnsi="Sakkal Majalla" w:cs="Sakkal Majalla" w:hint="cs"/>
+          <w:sz w:val="28"/>
+          <w:szCs w:val="28"/>
+          <w:rtl/>
+          <w:lang w:bidi="ar-EG"/>
+        </w:rPr>
+        <w:t xml:space="preserve"> أنتظره يومًا بعد يوم؟</w:t>
       </w:r>
     </w:p>
     <w:p>
       <w:pPr>
         <w:jc w:val="both"/>
         <w:rPr>
-          <w:rtl/>
-          <w:lang w:bidi="ar-AE"/>
+          <w:rFonts w:ascii="Sakkal Majalla" w:hAnsi="Sakkal Majalla" w:cs="Sakkal Majalla"/>
+          <w:sz w:val="28"/>
+          <w:szCs w:val="28"/>
+          <w:rtl/>
+          <w:lang w:bidi="ar-EG"/>
         </w:rPr>
       </w:pPr>
       <w:r>
         <w:rPr>
-          <w:rFonts w:hint="cs"/>
-          <w:rtl/>
-          <w:lang w:bidi="ar-AE"/>
-        </w:rPr>
-        <w:t xml:space="preserve">إن ما أريد بأن أضعه على قلوب جميع قرائي بإلحاح، هو بأن ينتظروا الرب بشكل شخصي، لا أن يعرفوا تعليم مجيئه، وإنما ينتظروه فعلاً في كل يوم. أينما كانت مشيئة الرب </w:t>
-      </w:r>
-      <w:r>
-        <w:rPr>
-          <w:rtl/>
-          <w:lang w:bidi="ar-AE"/>
-        </w:rPr>
-        <w:t>–</w:t>
-      </w:r>
-      <w:r>
-        <w:rPr>
-          <w:rFonts w:hint="cs"/>
-          <w:rtl/>
-          <w:lang w:bidi="ar-AE"/>
-        </w:rPr>
-        <w:t xml:space="preserve"> وبالتأكيد أتمنى بأن يجدني عاملاً مشيئته عند مجيئه. غير أن</w:t>
-      </w:r>
-      <w:r>
-        <w:rPr>
-          <w:rFonts w:hint="cs"/>
-          <w:rtl/>
-          <w:lang w:bidi="ar-AE"/>
-        </w:rPr>
-        <w:t xml:space="preserve"> هذا الأمر</w:t>
-      </w:r>
-      <w:r>
-        <w:rPr>
-          <w:rFonts w:hint="cs"/>
-          <w:rtl/>
-          <w:lang w:bidi="ar-AE"/>
-        </w:rPr>
-        <w:t xml:space="preserve"> ليس أهم مسألة؛ فبالحري</w:t>
-      </w:r>
-      <w:r>
-        <w:rPr>
-          <w:rFonts w:hint="cs"/>
-          <w:rtl/>
-          <w:lang w:bidi="ar-AE"/>
-        </w:rPr>
-        <w:t xml:space="preserve"> ه</w:t>
-      </w:r>
-      <w:r>
-        <w:rPr>
-          <w:rFonts w:hint="cs"/>
-          <w:rtl/>
-          <w:lang w:bidi="ar-AE"/>
-        </w:rPr>
-        <w:t>و</w:t>
-      </w:r>
-      <w:r>
-        <w:rPr>
-          <w:rFonts w:hint="cs"/>
-          <w:rtl/>
-          <w:lang w:bidi="ar-AE"/>
-        </w:rPr>
-        <w:t>: "هل أنتظره يوميًا؟</w:t>
-      </w:r>
-      <w:r>
-        <w:rPr>
-          <w:rFonts w:hint="cs"/>
-          <w:rtl/>
-          <w:lang w:bidi="ar-AE"/>
-        </w:rPr>
-        <w:t>"</w:t>
+          <w:rFonts w:ascii="Sakkal Majalla" w:hAnsi="Sakkal Majalla" w:cs="Sakkal Majalla" w:hint="cs"/>
+          <w:sz w:val="28"/>
+          <w:szCs w:val="28"/>
+          <w:rtl/>
+          <w:lang w:bidi="ar-EG"/>
+        </w:rPr>
+        <w:t>في 1. تسالونيكي 2 يتم ربط الرجاء بمجيء المسيح بالخدمة: "</w:t>
+      </w:r>
+      <w:r>
+        <w:rPr>
+          <w:rFonts w:ascii="Sakkal Majalla" w:hAnsi="Sakkal Majalla" w:cs="Sakkal Majalla"/>
+          <w:sz w:val="28"/>
+          <w:szCs w:val="28"/>
+          <w:rtl/>
+          <w:lang w:bidi="ar-EG"/>
+        </w:rPr>
+        <w:t>لأَنْ مَنْ هُوَ رَجَاؤُنَا وَفَرَحُنَا وَإِكْلِيلُ افْتِخَارِنَا؟ أَمْ لَسْتُمْ أَنْتُمْ أَيْضًا أَمَامَ رَبِّنَا يَسُوعَ الْمَسِيحِ فِي مَجِيئِهِ؟</w:t>
+      </w:r>
+      <w:r>
+        <w:rPr>
+          <w:rFonts w:ascii="Sakkal Majalla" w:hAnsi="Sakkal Majalla" w:cs="Sakkal Majalla" w:hint="cs"/>
+          <w:sz w:val="28"/>
+          <w:szCs w:val="28"/>
+          <w:rtl/>
+          <w:lang w:bidi="ar-EG"/>
+        </w:rPr>
+        <w:t>" في تلك اللحظة سينال بولس أجرة خدمته من أجل القديسين.</w:t>
       </w:r>
     </w:p>
     <w:p>
       <w:pPr>
         <w:jc w:val="both"/>
         <w:rPr>
-          <w:rtl/>
-          <w:lang w:bidi="ar-AE"/>
+          <w:rFonts w:ascii="Sakkal Majalla" w:hAnsi="Sakkal Majalla" w:cs="Sakkal Majalla"/>
+          <w:sz w:val="28"/>
+          <w:szCs w:val="28"/>
+          <w:rtl/>
+          <w:lang w:bidi="ar-EG"/>
         </w:rPr>
       </w:pPr>
       <w:r>
         <w:rPr>
-          <w:rFonts w:hint="cs"/>
-          <w:rtl/>
-          <w:lang w:bidi="ar-AE"/>
-        </w:rPr>
-        <w:t>في 1. تسالونيكي 2</w:t>
-      </w:r>
-      <w:r>
-        <w:rPr>
-          <w:rFonts w:hint="cs"/>
-          <w:rtl/>
-          <w:lang w:bidi="ar-AE"/>
-        </w:rPr>
-        <w:t>: 9</w:t>
-      </w:r>
-      <w:r>
-        <w:rPr>
-          <w:rFonts w:hint="cs"/>
-          <w:rtl/>
-          <w:lang w:bidi="ar-AE"/>
-        </w:rPr>
-        <w:t xml:space="preserve"> يرتبط رجاء مجيء المسيح بالخدمة: "</w:t>
-      </w:r>
-      <w:r>
-        <w:rPr>
-          <w:rtl/>
-          <w:lang w:bidi="ar-AE"/>
-        </w:rPr>
-        <w:t>لأَنْ مَنْ هُوَ رَجَاؤُنَا وَفَرَحُنَا وَإِكْلِيلُ افْتِخَارِنَا؟ أَمْ لَسْتُمْ أَنْتُمْ أَيْضًا أَمَامَ رَبِّنَا يَسُوعَ الْمَسِيحِ فِي مَجِيئِهِ؟</w:t>
-      </w:r>
-      <w:r>
-        <w:rPr>
-          <w:rFonts w:hint="cs"/>
-          <w:rtl/>
-          <w:lang w:bidi="ar-AE"/>
-        </w:rPr>
-        <w:t xml:space="preserve">" في تلك اللحظة سيحصل بولس على أجرة خدمته </w:t>
-      </w:r>
-      <w:r>
-        <w:rPr>
-          <w:rFonts w:hint="cs"/>
-          <w:rtl/>
-          <w:lang w:bidi="ar-AE"/>
-        </w:rPr>
-        <w:t>لأجل</w:t>
-      </w:r>
-      <w:r>
-        <w:rPr>
-          <w:rFonts w:hint="cs"/>
-          <w:rtl/>
-          <w:lang w:bidi="ar-AE"/>
-        </w:rPr>
-        <w:t xml:space="preserve"> القديسين.</w:t>
+          <w:rFonts w:ascii="Sakkal Majalla" w:hAnsi="Sakkal Majalla" w:cs="Sakkal Majalla" w:hint="cs"/>
+          <w:sz w:val="28"/>
+          <w:szCs w:val="28"/>
+          <w:rtl/>
+          <w:lang w:bidi="ar-EG"/>
+        </w:rPr>
+        <w:t>من ثم في 1. تسالونيكي 3 يتم ربط الرجاء بسلوكنا، كدافع للقداسة: "</w:t>
+      </w:r>
+      <w:r>
+        <w:rPr>
+          <w:rFonts w:ascii="Sakkal Majalla" w:hAnsi="Sakkal Majalla" w:cs="Sakkal Majalla"/>
+          <w:sz w:val="28"/>
+          <w:szCs w:val="28"/>
+          <w:rtl/>
+          <w:lang w:bidi="ar-EG"/>
+        </w:rPr>
+        <w:t>لِكَيْ يُثَبِّتَ قُلُوبَكُمْ بِلاَ لَوْمٍ فِي الْقَدَاسَةِ، أَمَامَ اللهِ أَبِينَا فِي مَجِيءِ رَبِّنَا يَسُوعَ الْمَ</w:t>
+      </w:r>
+      <w:r>
+        <w:rPr>
+          <w:rFonts w:ascii="Sakkal Majalla" w:hAnsi="Sakkal Majalla" w:cs="Sakkal Majalla"/>
+          <w:sz w:val="28"/>
+          <w:szCs w:val="28"/>
+          <w:rtl/>
+          <w:lang w:bidi="ar-EG"/>
+        </w:rPr>
+        <w:t xml:space="preserve">سِيحِ مَعَ جَمِيعِ </w:t>
+      </w:r>
+      <w:proofErr w:type="spellStart"/>
+      <w:r>
+        <w:rPr>
+          <w:rFonts w:ascii="Sakkal Majalla" w:hAnsi="Sakkal Majalla" w:cs="Sakkal Majalla"/>
+          <w:sz w:val="28"/>
+          <w:szCs w:val="28"/>
+          <w:rtl/>
+          <w:lang w:bidi="ar-EG"/>
+        </w:rPr>
+        <w:t>قِدِّيسِيهِ</w:t>
+      </w:r>
+      <w:proofErr w:type="spellEnd"/>
+      <w:r>
+        <w:rPr>
+          <w:rFonts w:ascii="Sakkal Majalla" w:hAnsi="Sakkal Majalla" w:cs="Sakkal Majalla"/>
+          <w:sz w:val="28"/>
+          <w:szCs w:val="28"/>
+          <w:rtl/>
+          <w:lang w:bidi="ar-EG"/>
+        </w:rPr>
+        <w:t>.</w:t>
+      </w:r>
+      <w:r>
+        <w:rPr>
+          <w:rFonts w:ascii="Sakkal Majalla" w:hAnsi="Sakkal Majalla" w:cs="Sakkal Majalla" w:hint="cs"/>
+          <w:sz w:val="28"/>
+          <w:szCs w:val="28"/>
+          <w:rtl/>
+          <w:lang w:bidi="ar-EG"/>
+        </w:rPr>
+        <w:t>".</w:t>
       </w:r>
     </w:p>
     <w:p>
       <w:pPr>
         <w:jc w:val="both"/>
         <w:rPr>
-          <w:rtl/>
-          <w:lang w:bidi="ar-AE"/>
+          <w:rFonts w:ascii="Sakkal Majalla" w:hAnsi="Sakkal Majalla" w:cs="Sakkal Majalla"/>
+          <w:sz w:val="28"/>
+          <w:szCs w:val="28"/>
+          <w:rtl/>
+          <w:lang w:bidi="ar-EG"/>
         </w:rPr>
       </w:pPr>
       <w:r>
         <w:rPr>
-          <w:rFonts w:hint="cs"/>
-          <w:rtl/>
-          <w:lang w:bidi="ar-AE"/>
-        </w:rPr>
-        <w:t>من ثم في 1. تسالونيكي 3: 13 يرتبط الرجاء بسلوكنا</w:t>
-      </w:r>
-      <w:r>
-        <w:rPr>
-          <w:rFonts w:hint="cs"/>
-          <w:rtl/>
-          <w:lang w:bidi="ar-AE"/>
-        </w:rPr>
-        <w:t xml:space="preserve"> كدافع للقداسة: "ب</w:t>
-      </w:r>
-      <w:r>
-        <w:rPr>
-          <w:rtl/>
-          <w:lang w:bidi="ar-AE"/>
-        </w:rPr>
-        <w:t>لاَ لَوْمٍ فِي الْقَدَاسَةِ، أَمَامَ اللهِ أَبِينَا فِي مَجِيءِ رَبِّنَا يَسُوعَ الْمَسِيحِ مَعَ جَمِيعِ قِدِّيسِيهِ.</w:t>
-      </w:r>
-      <w:r>
-        <w:rPr>
-          <w:rFonts w:hint="cs"/>
-          <w:rtl/>
-          <w:lang w:bidi="ar-AE"/>
-        </w:rPr>
-        <w:t>"</w:t>
+          <w:rFonts w:ascii="Sakkal Majalla" w:hAnsi="Sakkal Majalla" w:cs="Sakkal Majalla" w:hint="cs"/>
+          <w:sz w:val="28"/>
+          <w:szCs w:val="28"/>
+          <w:rtl/>
+          <w:lang w:bidi="ar-EG"/>
+        </w:rPr>
+        <w:t>في 1. تسالونيكي 4 أخيرًا يُكشَف عن تعليم الرجاء ويُخبَر عن الكيفية التي ستتم بها: "</w:t>
+      </w:r>
+      <w:r>
+        <w:rPr>
+          <w:rFonts w:ascii="Sakkal Majalla" w:hAnsi="Sakkal Majalla" w:cs="Sakkal Majalla"/>
+          <w:sz w:val="28"/>
+          <w:szCs w:val="28"/>
+          <w:rtl/>
+          <w:lang w:bidi="ar-EG"/>
+        </w:rPr>
+        <w:t>لأَنَّ الرَّبّ نَفْسَهُ بِهُتَافٍ، بِصَوْتِ رَئِيسِ مَلاَئِكَةٍ وَبُوقِ اللهِ، سَوْفَ يَنْزِلُ مِنَ السَّمَاءِ وَالأَمْوَاتُ فِي الْمَسِيحِ سَيَقُومُونَ أَوَّلاً.</w:t>
+      </w:r>
+      <w:r>
+        <w:rPr>
+          <w:rFonts w:ascii="Sakkal Majalla" w:hAnsi="Sakkal Majalla" w:cs="Sakkal Majalla" w:hint="cs"/>
+          <w:sz w:val="28"/>
+          <w:szCs w:val="28"/>
+          <w:rtl/>
+          <w:lang w:bidi="ar-EG"/>
+        </w:rPr>
+        <w:t xml:space="preserve"> </w:t>
+      </w:r>
+      <w:r>
+        <w:rPr>
+          <w:rFonts w:ascii="Sakkal Majalla" w:hAnsi="Sakkal Majalla" w:cs="Sakkal Majalla"/>
+          <w:sz w:val="28"/>
+          <w:szCs w:val="28"/>
+          <w:rtl/>
+          <w:lang w:bidi="ar-EG"/>
+        </w:rPr>
+        <w:t>ثُمَّ نَحْنُ الأَحْيَاءَ الْبَاقِينَ سَنُخْطَفُ جَمِيعًا مَعَهُمْ فِي السُّحُبِ لِمُلاَقَاةِ الرَّبِّ فِي الْهَوَاءِ، وَهكَذَا نَكُونُ كُلَّ حِينٍ مَعَ الرَّبِّ.</w:t>
+      </w:r>
+      <w:r>
+        <w:rPr>
+          <w:rFonts w:ascii="Sakkal Majalla" w:hAnsi="Sakkal Majalla" w:cs="Sakkal Majalla" w:hint="cs"/>
+          <w:sz w:val="28"/>
+          <w:szCs w:val="28"/>
+          <w:rtl/>
+          <w:lang w:bidi="ar-EG"/>
+        </w:rPr>
+        <w:t xml:space="preserve">" نحن نرى من هذه الكلمات، كم كان منتظر مجيء الرب حاضرًا في المؤمنين. </w:t>
+      </w:r>
+      <w:r>
+        <w:rPr>
+          <w:rFonts w:ascii="Sakkal Majalla" w:hAnsi="Sakkal Majalla" w:cs="Sakkal Majalla" w:hint="cs"/>
+          <w:sz w:val="28"/>
+          <w:szCs w:val="28"/>
+          <w:rtl/>
+          <w:lang w:bidi="ar-EG"/>
+        </w:rPr>
+        <w:t>بولس يقول: "</w:t>
+      </w:r>
+      <w:r>
+        <w:rPr>
+          <w:rFonts w:ascii="Sakkal Majalla" w:hAnsi="Sakkal Majalla" w:cs="Sakkal Majalla"/>
+          <w:sz w:val="28"/>
+          <w:szCs w:val="28"/>
+          <w:rtl/>
+          <w:lang w:bidi="ar-EG"/>
+        </w:rPr>
+        <w:t xml:space="preserve"> </w:t>
+      </w:r>
+      <w:r>
+        <w:rPr>
+          <w:rFonts w:ascii="Sakkal Majalla" w:hAnsi="Sakkal Majalla" w:cs="Sakkal Majalla"/>
+          <w:sz w:val="28"/>
+          <w:szCs w:val="28"/>
+          <w:rtl/>
+          <w:lang w:bidi="ar-EG"/>
+        </w:rPr>
+        <w:t xml:space="preserve">نَحْنُ الأَحْيَاءَ الْبَاقِينَ </w:t>
+      </w:r>
+      <w:r>
+        <w:rPr>
+          <w:rFonts w:ascii="Sakkal Majalla" w:hAnsi="Sakkal Majalla" w:cs="Sakkal Majalla" w:hint="cs"/>
+          <w:sz w:val="28"/>
+          <w:szCs w:val="28"/>
+          <w:rtl/>
+          <w:lang w:bidi="ar-EG"/>
+        </w:rPr>
+        <w:t>" لأنه كان حينها ينتظر المجيء. هذا كان طابعه حينها، طابع إنسان ينتظر سيده. وهل يفقد هذا الطابع، لأنه مات قبل أن يجيء الرب؟ كلا، البتة.</w:t>
       </w:r>
     </w:p>
     <w:p>
       <w:pPr>
         <w:jc w:val="both"/>
         <w:rPr>
-          <w:rtl/>
-          <w:lang w:bidi="ar-AE"/>
+          <w:rFonts w:ascii="Sakkal Majalla" w:hAnsi="Sakkal Majalla" w:cs="Sakkal Majalla"/>
+          <w:sz w:val="28"/>
+          <w:szCs w:val="28"/>
+          <w:rtl/>
+          <w:lang w:bidi="ar-EG"/>
         </w:rPr>
       </w:pPr>
       <w:r>
         <w:rPr>
-          <w:rFonts w:hint="cs"/>
-          <w:rtl/>
-          <w:lang w:bidi="ar-AE"/>
-        </w:rPr>
-        <w:t xml:space="preserve">في 1. تسالونيكي 4: 16 </w:t>
-      </w:r>
-      <w:r>
-        <w:rPr>
-          <w:rtl/>
-          <w:lang w:bidi="ar-AE"/>
-        </w:rPr>
-        <w:t>–</w:t>
-      </w:r>
-      <w:r>
-        <w:rPr>
-          <w:rFonts w:hint="cs"/>
-          <w:rtl/>
-          <w:lang w:bidi="ar-AE"/>
-        </w:rPr>
-        <w:t xml:space="preserve"> 18 أخيرًا يظهر تعليم الرجاء ويخبرنا بالصورة التي سيتم بها: "</w:t>
-      </w:r>
-      <w:r>
-        <w:rPr>
-          <w:rtl/>
-          <w:lang w:bidi="ar-AE"/>
-        </w:rPr>
-        <w:t>لأَنَّ الرَّبّ نَفْسَهُ بِهُتَافٍ، بِصَوْتِ رَئِيسِ مَلاَئِكَةٍ وَبُوقِ اللهِ، سَوْفَ يَنْزِلُ مِنَ السَّمَاءِ وَالأَمْوَاتُ فِي الْمَسِيحِ سَيَقُومُونَ أَوَّلاً.  17ثُمَّ نَحْنُ الأَحْيَاءَ الْبَاقِينَ سَنُخْطَفُ جَمِيعًا مَعَهُمْ فِي السُّحُبِ لِمُلاَقَاةِ الرَّبِّ فِي الْهَوَاءِ، وَهكَذَا نَكُونُ كُلَّ حِينٍ مَعَ الرَّبِّ.</w:t>
-      </w:r>
-      <w:r>
-        <w:rPr>
-          <w:rFonts w:hint="cs"/>
-          <w:rtl/>
-          <w:lang w:bidi="ar-AE"/>
-        </w:rPr>
-        <w:t>" من هذه الكلمات نحن نرى كم انتظار مجيء الرب كان حاضرًا في المؤمنين. بولس يقول: "</w:t>
-      </w:r>
-      <w:r>
-        <w:rPr>
-          <w:rtl/>
+          <w:rFonts w:ascii="Sakkal Majalla" w:hAnsi="Sakkal Majalla" w:cs="Sakkal Majalla" w:hint="cs"/>
+          <w:sz w:val="28"/>
+          <w:szCs w:val="28"/>
+          <w:rtl/>
+          <w:lang w:bidi="ar-EG"/>
+        </w:rPr>
+        <w:t>مع أن بولس قد حصل على إعلان، بأنه سيخلع مسكنه، إلا أنه كان يوميًا ينتظر مجيء الرب. هذا كان طابعه حينذاك وسيكون كذلك، عند مجيء الرب؛ فهو لن يفقد شيئًا بموته. "</w:t>
+      </w:r>
+      <w:r>
+        <w:rPr>
+          <w:rtl/>
+          <w:lang w:bidi="ar-SA"/>
         </w:rPr>
         <w:t xml:space="preserve"> </w:t>
       </w:r>
       <w:r>
         <w:rPr>
-          <w:rtl/>
-          <w:lang w:bidi="ar-AE"/>
-        </w:rPr>
-        <w:t>نَحْنُ الأَحْيَاءَ الْبَاقِينَ</w:t>
-      </w:r>
-      <w:r>
-        <w:rPr>
-          <w:rFonts w:hint="cs"/>
-          <w:rtl/>
-          <w:lang w:bidi="ar-AE"/>
-        </w:rPr>
-        <w:t xml:space="preserve">". لماذا "نحن"؟ </w:t>
-      </w:r>
-      <w:r>
-        <w:rPr>
-          <w:rFonts w:hint="cs"/>
-          <w:rtl/>
-          <w:lang w:bidi="ar-AE"/>
-        </w:rPr>
-        <w:t>لأنه كان ينتظر المجيء حينذاك. هذا كان طابعه آنذاك، طابع إنسان ينتظر سيده. وهل فقد هذا الطابع لأنه مات قبل مجيء الرب؟ كلا، البتة.</w:t>
+          <w:rFonts w:ascii="Sakkal Majalla" w:hAnsi="Sakkal Majalla" w:cs="Sakkal Majalla"/>
+          <w:sz w:val="28"/>
+          <w:szCs w:val="28"/>
+          <w:rtl/>
+          <w:lang w:bidi="ar-EG"/>
+        </w:rPr>
+        <w:t>وَأَنْتُمْ مِثْلُ أُنَاسٍ يَنْتَظِرُونَ سَيِّدَهُمْ</w:t>
+      </w:r>
+      <w:r>
+        <w:rPr>
+          <w:rFonts w:ascii="Sakkal Majalla" w:hAnsi="Sakkal Majalla" w:cs="Sakkal Majalla" w:hint="cs"/>
+          <w:sz w:val="28"/>
+          <w:szCs w:val="28"/>
+          <w:rtl/>
+          <w:lang w:bidi="ar-EG"/>
+        </w:rPr>
+        <w:t>!</w:t>
+      </w:r>
+      <w:r>
+        <w:rPr>
+          <w:rFonts w:ascii="Sakkal Majalla" w:hAnsi="Sakkal Majalla" w:cs="Sakkal Majalla"/>
+          <w:sz w:val="28"/>
+          <w:szCs w:val="28"/>
+          <w:rtl/>
+          <w:lang w:bidi="ar-EG"/>
+        </w:rPr>
+        <w:t xml:space="preserve"> </w:t>
+      </w:r>
+      <w:r>
+        <w:rPr>
+          <w:rFonts w:ascii="Sakkal Majalla" w:hAnsi="Sakkal Majalla" w:cs="Sakkal Majalla" w:hint="cs"/>
+          <w:sz w:val="28"/>
+          <w:szCs w:val="28"/>
+          <w:rtl/>
+          <w:lang w:bidi="ar-EG"/>
+        </w:rPr>
+        <w:t>"</w:t>
       </w:r>
     </w:p>
     <w:p>
       <w:pPr>
         <w:jc w:val="both"/>
         <w:rPr>
-          <w:rtl/>
-          <w:lang w:bidi="ar-AE"/>
+          <w:rFonts w:ascii="Sakkal Majalla" w:hAnsi="Sakkal Majalla" w:cs="Sakkal Majalla"/>
+          <w:sz w:val="28"/>
+          <w:szCs w:val="28"/>
+          <w:rtl/>
+          <w:lang w:bidi="ar-EG"/>
         </w:rPr>
       </w:pPr>
       <w:r>
         <w:rPr>
-          <w:rFonts w:hint="cs"/>
-          <w:rtl/>
-          <w:lang w:bidi="ar-AE"/>
-        </w:rPr>
-        <w:t xml:space="preserve">مع أن بطرس حصل على إعلان بأنه سيخلع خيمته، إلا أنه كان ينتظر يوميًا </w:t>
-      </w:r>
-      <w:r>
-        <w:rPr>
-          <w:rFonts w:hint="cs"/>
-          <w:rtl/>
-          <w:lang w:bidi="ar-AE"/>
-        </w:rPr>
-        <w:t>م</w:t>
-      </w:r>
-      <w:r>
-        <w:rPr>
-          <w:rFonts w:hint="cs"/>
-          <w:rtl/>
-          <w:lang w:bidi="ar-AE"/>
-        </w:rPr>
-        <w:t>جيء الرب. هذا كان طابعه آنذاك وسيكون كذلك متى ما جاء الرب؛ فهو لن يخسر أي شيء بموته. "</w:t>
-      </w:r>
-      <w:r>
-        <w:rPr>
-          <w:rtl/>
+          <w:rFonts w:ascii="Sakkal Majalla" w:hAnsi="Sakkal Majalla" w:cs="Sakkal Majalla" w:hint="cs"/>
+          <w:sz w:val="28"/>
+          <w:szCs w:val="28"/>
+          <w:rtl/>
+          <w:lang w:bidi="ar-EG"/>
+        </w:rPr>
+        <w:t>إن رسل ومؤمنو ذلك الزمان انتظروا كالعبيد، الذين يقفون على الباب، لكي حالاً يكونون مستعدين، عندما سيقرع الرب، ليفتحوا له. إن هذا بالطبع صورة، ولكن مُعبّر فيها قوة الانتظار الحاضرة. بماذا قد دخل بهذه السرعة الارتداد والفساد إلى الكنيسة؟ لأنهم ابتدأوا يقولون: "</w:t>
+      </w:r>
+      <w:r>
+        <w:rPr>
+          <w:rtl/>
+          <w:lang w:bidi="ar-SA"/>
         </w:rPr>
         <w:t xml:space="preserve"> </w:t>
       </w:r>
       <w:r>
         <w:rPr>
-          <w:rFonts w:ascii="Arial" w:hAnsi="Arial" w:cs="Arial" w:hint="cs"/>
-          <w:rtl/>
-          <w:lang w:bidi="ar-AE"/>
-        </w:rPr>
-        <w:t>​</w:t>
-      </w:r>
-      <w:r>
-        <w:rPr>
-          <w:rFonts w:hint="cs"/>
-          <w:rtl/>
-          <w:lang w:bidi="ar-AE"/>
-        </w:rPr>
-        <w:t>وَأَنْتُمْ</w:t>
-      </w:r>
-      <w:r>
-        <w:rPr>
-          <w:rtl/>
-          <w:lang w:bidi="ar-AE"/>
+          <w:rFonts w:ascii="Sakkal Majalla" w:hAnsi="Sakkal Majalla" w:cs="Sakkal Majalla"/>
+          <w:sz w:val="28"/>
+          <w:szCs w:val="28"/>
+          <w:rtl/>
+          <w:lang w:bidi="ar-EG"/>
+        </w:rPr>
+        <w:t>سَيِّدِي يُبْطِئُ قُدُومَهُ</w:t>
+      </w:r>
+      <w:r>
+        <w:rPr>
+          <w:rFonts w:ascii="Sakkal Majalla" w:hAnsi="Sakkal Majalla" w:cs="Sakkal Majalla" w:hint="cs"/>
+          <w:sz w:val="28"/>
+          <w:szCs w:val="28"/>
+          <w:rtl/>
+          <w:lang w:bidi="ar-EG"/>
         </w:rPr>
         <w:t xml:space="preserve"> </w:t>
       </w:r>
       <w:r>
         <w:rPr>
-          <w:rFonts w:hint="cs"/>
-          <w:rtl/>
-          <w:lang w:bidi="ar-AE"/>
-        </w:rPr>
-        <w:t>مِثْلُ</w:t>
-      </w:r>
-      <w:r>
-        <w:rPr>
-          <w:rtl/>
-          <w:lang w:bidi="ar-AE"/>
+          <w:rFonts w:ascii="Sakkal Majalla" w:hAnsi="Sakkal Majalla" w:cs="Sakkal Majalla" w:hint="cs"/>
+          <w:sz w:val="28"/>
+          <w:szCs w:val="28"/>
+          <w:rtl/>
+          <w:lang w:bidi="ar-EG"/>
+        </w:rPr>
+        <w:t>"</w:t>
+      </w:r>
+      <w:r>
+        <w:rPr>
+          <w:rFonts w:ascii="Sakkal Majalla" w:hAnsi="Sakkal Majalla" w:cs="Sakkal Majalla" w:hint="cs"/>
+          <w:sz w:val="28"/>
+          <w:szCs w:val="28"/>
+          <w:rtl/>
+          <w:lang w:bidi="ar-EG"/>
+        </w:rPr>
+        <w:t>؛ لكن: "</w:t>
+      </w:r>
+      <w:r>
+        <w:rPr>
+          <w:rtl/>
+          <w:lang w:bidi="ar-SA"/>
         </w:rPr>
         <w:t xml:space="preserve"> </w:t>
       </w:r>
       <w:r>
         <w:rPr>
-          <w:rFonts w:hint="cs"/>
-          <w:rtl/>
-          <w:lang w:bidi="ar-AE"/>
-        </w:rPr>
-        <w:t>أُنَاسٍ</w:t>
-      </w:r>
-      <w:r>
-        <w:rPr>
-          <w:rtl/>
-          <w:lang w:bidi="ar-AE"/>
+          <w:rFonts w:ascii="Sakkal Majalla" w:hAnsi="Sakkal Majalla" w:cs="Sakkal Majalla"/>
+          <w:sz w:val="28"/>
+          <w:szCs w:val="28"/>
+          <w:rtl/>
+          <w:lang w:bidi="ar-EG"/>
+        </w:rPr>
+        <w:t>طُوبَى لأُولَئِكَ الْعَبِيدِ الَّذِينَ إِذَا جَاءَ سَيِّدُهُمْ يَجِدُهُمْ سَاهِرِينَ.</w:t>
+      </w:r>
+      <w:r>
+        <w:rPr>
+          <w:rFonts w:ascii="Sakkal Majalla" w:hAnsi="Sakkal Majalla" w:cs="Sakkal Majalla" w:hint="cs"/>
+          <w:sz w:val="28"/>
+          <w:szCs w:val="28"/>
+          <w:rtl/>
+          <w:lang w:bidi="ar-EG"/>
         </w:rPr>
         <w:t xml:space="preserve"> </w:t>
       </w:r>
       <w:r>
         <w:rPr>
-          <w:rFonts w:hint="cs"/>
-          <w:rtl/>
-          <w:lang w:bidi="ar-AE"/>
-        </w:rPr>
-        <w:t>يَنْتَظِرُونَ</w:t>
-      </w:r>
-      <w:r>
-        <w:rPr>
-          <w:rtl/>
-          <w:lang w:bidi="ar-AE"/>
-        </w:rPr>
-        <w:t xml:space="preserve"> </w:t>
-      </w:r>
-      <w:r>
-        <w:rPr>
-          <w:rFonts w:hint="cs"/>
-          <w:rtl/>
-          <w:lang w:bidi="ar-AE"/>
-        </w:rPr>
-        <w:t>سَيِّدَهُمْ</w:t>
-      </w:r>
-      <w:r>
-        <w:rPr>
-          <w:rFonts w:hint="cs"/>
-          <w:rtl/>
-          <w:lang w:bidi="ar-AE"/>
-        </w:rPr>
-        <w:t>!"</w:t>
+          <w:rFonts w:ascii="Sakkal Majalla" w:hAnsi="Sakkal Majalla" w:cs="Sakkal Majalla" w:hint="cs"/>
+          <w:sz w:val="28"/>
+          <w:szCs w:val="28"/>
+          <w:rtl/>
+          <w:lang w:bidi="ar-EG"/>
+        </w:rPr>
+        <w:t>"</w:t>
       </w:r>
     </w:p>
     <w:p>
       <w:pPr>
         <w:jc w:val="both"/>
         <w:rPr>
-          <w:rtl/>
-          <w:lang w:bidi="ar-AE"/>
+          <w:rFonts w:ascii="Sakkal Majalla" w:hAnsi="Sakkal Majalla" w:cs="Sakkal Majalla"/>
+          <w:sz w:val="28"/>
+          <w:szCs w:val="28"/>
+          <w:rtl/>
+          <w:lang w:bidi="ar-EG"/>
         </w:rPr>
       </w:pPr>
       <w:r>
         <w:rPr>
-          <w:rFonts w:hint="cs"/>
-          <w:rtl/>
-          <w:lang w:bidi="ar-AE"/>
-        </w:rPr>
-        <w:t>الرسل والمؤمنون في ذلك الوقت انتظروا مثل العبيد الواقفين على باب البيت ليكونوا مستعدين</w:t>
-      </w:r>
-      <w:r>
-        <w:rPr>
-          <w:rFonts w:hint="cs"/>
-          <w:rtl/>
-          <w:lang w:bidi="ar-AE"/>
-        </w:rPr>
-        <w:t xml:space="preserve"> بأن يفتحوه للرب</w:t>
-      </w:r>
-      <w:r>
-        <w:rPr>
-          <w:rFonts w:hint="cs"/>
-          <w:rtl/>
-          <w:lang w:bidi="ar-AE"/>
-        </w:rPr>
-        <w:t xml:space="preserve"> متى ما دق </w:t>
-      </w:r>
-      <w:r>
-        <w:rPr>
-          <w:rFonts w:hint="cs"/>
-          <w:rtl/>
-          <w:lang w:bidi="ar-AE"/>
-        </w:rPr>
-        <w:t>عليه</w:t>
-      </w:r>
-      <w:r>
-        <w:rPr>
-          <w:rFonts w:hint="cs"/>
-          <w:rtl/>
-          <w:lang w:bidi="ar-AE"/>
-        </w:rPr>
-        <w:t>. طبعًا فهذه صورة لكن فيها يوجد قوة حاضرة للتعبير عن الانتظار. ما سبب دخول الارتداد والفساد بهذه السرعة إلى داخل الكنيسة؟ لأنها ابتدأت أن تقول: "</w:t>
+          <w:rFonts w:ascii="Sakkal Majalla" w:hAnsi="Sakkal Majalla" w:cs="Sakkal Majalla"/>
+          <w:sz w:val="28"/>
+          <w:szCs w:val="28"/>
+          <w:rtl/>
+          <w:lang w:bidi="ar-EG"/>
+        </w:rPr>
+        <w:t>"</w:t>
       </w:r>
       <w:r>
         <w:rPr>
@@ -645,194 +894,256 @@
       </w:r>
       <w:r>
         <w:rPr>
-          <w:rtl/>
-          <w:lang w:bidi="ar-AE"/>
-        </w:rPr>
-        <w:t>سَيِّدِي يُبْطِئُ قُدُومَهُ.</w:t>
-      </w:r>
-      <w:r>
-        <w:rPr>
-          <w:rFonts w:hint="cs"/>
-          <w:rtl/>
-          <w:lang w:bidi="ar-AE"/>
-        </w:rPr>
-        <w:t>"؛ لكن: "</w:t>
-      </w:r>
-      <w:r>
-        <w:rPr>
-          <w:rtl/>
-          <w:lang w:bidi="ar-AE"/>
-        </w:rPr>
-        <w:t>طُوبَى لِذلِكَ الْعَبْدِ الَّذِي إِذَا جَاءَ سَيِّدُهُ يَجِدُهُ</w:t>
-      </w:r>
-      <w:r>
-        <w:rPr>
-          <w:rFonts w:hint="cs"/>
-          <w:rtl/>
-          <w:lang w:bidi="ar-AE"/>
-        </w:rPr>
-        <w:t xml:space="preserve"> سهران (واعيًا)!"</w:t>
+          <w:rFonts w:ascii="Sakkal Majalla" w:hAnsi="Sakkal Majalla" w:cs="Sakkal Majalla"/>
+          <w:sz w:val="28"/>
+          <w:szCs w:val="28"/>
+          <w:rtl/>
+          <w:lang w:bidi="ar-EG"/>
+        </w:rPr>
+        <w:t xml:space="preserve">«لِتَكُنْ أَحْقَاؤُكُمْ </w:t>
+      </w:r>
+      <w:proofErr w:type="spellStart"/>
+      <w:r>
+        <w:rPr>
+          <w:rFonts w:ascii="Sakkal Majalla" w:hAnsi="Sakkal Majalla" w:cs="Sakkal Majalla"/>
+          <w:sz w:val="28"/>
+          <w:szCs w:val="28"/>
+          <w:rtl/>
+          <w:lang w:bidi="ar-EG"/>
+        </w:rPr>
+        <w:t>مُمَنْطَقَةً</w:t>
+      </w:r>
+      <w:proofErr w:type="spellEnd"/>
+      <w:r>
+        <w:rPr>
+          <w:rFonts w:ascii="Sakkal Majalla" w:hAnsi="Sakkal Majalla" w:cs="Sakkal Majalla"/>
+          <w:sz w:val="28"/>
+          <w:szCs w:val="28"/>
+          <w:rtl/>
+          <w:lang w:bidi="ar-EG"/>
+        </w:rPr>
+        <w:t xml:space="preserve"> وَسُرُجُكُمْ مُوقَدَةً، </w:t>
+      </w:r>
+      <w:r>
+        <w:rPr>
+          <w:rFonts w:ascii="Sakkal Majalla" w:hAnsi="Sakkal Majalla" w:cs="Sakkal Majalla"/>
+          <w:sz w:val="28"/>
+          <w:szCs w:val="28"/>
+          <w:rtl/>
+          <w:lang w:bidi="ar-EG"/>
+        </w:rPr>
+        <w:t>"</w:t>
+      </w:r>
+      <w:r>
+        <w:rPr>
+          <w:rFonts w:ascii="Sakkal Majalla" w:hAnsi="Sakkal Majalla" w:cs="Sakkal Majalla" w:hint="cs"/>
+          <w:sz w:val="28"/>
+          <w:szCs w:val="28"/>
+          <w:rtl/>
+          <w:lang w:bidi="ar-EG"/>
+        </w:rPr>
+        <w:t xml:space="preserve"> </w:t>
+      </w:r>
+      <w:r>
+        <w:rPr>
+          <w:rFonts w:ascii="Sakkal Majalla" w:hAnsi="Sakkal Majalla" w:cs="Sakkal Majalla"/>
+          <w:sz w:val="28"/>
+          <w:szCs w:val="28"/>
+          <w:rtl/>
+          <w:lang w:bidi="ar-EG"/>
+        </w:rPr>
+        <w:t xml:space="preserve">في زي ذلك </w:t>
+      </w:r>
+      <w:proofErr w:type="gramStart"/>
+      <w:r>
+        <w:rPr>
+          <w:rFonts w:ascii="Sakkal Majalla" w:hAnsi="Sakkal Majalla" w:cs="Sakkal Majalla"/>
+          <w:sz w:val="28"/>
+          <w:szCs w:val="28"/>
+          <w:rtl/>
+          <w:lang w:bidi="ar-EG"/>
+        </w:rPr>
+        <w:t>الوقت ،</w:t>
+      </w:r>
+      <w:proofErr w:type="gramEnd"/>
+      <w:r>
+        <w:rPr>
+          <w:rFonts w:ascii="Sakkal Majalla" w:hAnsi="Sakkal Majalla" w:cs="Sakkal Majalla"/>
+          <w:sz w:val="28"/>
+          <w:szCs w:val="28"/>
+          <w:rtl/>
+          <w:lang w:bidi="ar-EG"/>
+        </w:rPr>
+        <w:t xml:space="preserve"> كان من الضروري فتح الملابس </w:t>
+      </w:r>
+      <w:r>
+        <w:rPr>
+          <w:rFonts w:ascii="Sakkal Majalla" w:hAnsi="Sakkal Majalla" w:cs="Sakkal Majalla" w:hint="cs"/>
+          <w:sz w:val="28"/>
+          <w:szCs w:val="28"/>
+          <w:rtl/>
+          <w:lang w:bidi="ar-EG"/>
+        </w:rPr>
+        <w:t>ومنطقة</w:t>
+      </w:r>
+      <w:r>
+        <w:rPr>
+          <w:rFonts w:ascii="Sakkal Majalla" w:hAnsi="Sakkal Majalla" w:cs="Sakkal Majalla"/>
+          <w:sz w:val="28"/>
+          <w:szCs w:val="28"/>
+          <w:rtl/>
+          <w:lang w:bidi="ar-EG"/>
+        </w:rPr>
+        <w:t xml:space="preserve"> </w:t>
+      </w:r>
+      <w:r>
+        <w:rPr>
+          <w:rFonts w:ascii="Sakkal Majalla" w:hAnsi="Sakkal Majalla" w:cs="Sakkal Majalla" w:hint="cs"/>
+          <w:sz w:val="28"/>
+          <w:szCs w:val="28"/>
+          <w:rtl/>
+          <w:lang w:bidi="ar-EG"/>
+        </w:rPr>
+        <w:t>الحقوين</w:t>
+      </w:r>
+      <w:r>
+        <w:rPr>
+          <w:rFonts w:ascii="Sakkal Majalla" w:hAnsi="Sakkal Majalla" w:cs="Sakkal Majalla"/>
+          <w:sz w:val="28"/>
+          <w:szCs w:val="28"/>
+          <w:rtl/>
+          <w:lang w:bidi="ar-EG"/>
+        </w:rPr>
+        <w:t>،</w:t>
+      </w:r>
+      <w:r>
+        <w:rPr>
+          <w:rFonts w:ascii="Sakkal Majalla" w:hAnsi="Sakkal Majalla" w:cs="Sakkal Majalla" w:hint="cs"/>
+          <w:sz w:val="28"/>
+          <w:szCs w:val="28"/>
+          <w:rtl/>
+          <w:lang w:bidi="ar-EG"/>
+        </w:rPr>
+        <w:t xml:space="preserve"> كي يخدموا. لذا نحن أيضًا ليس لنا أن نُرخي ملابسنا، وبكلمات </w:t>
+      </w:r>
+      <w:proofErr w:type="spellStart"/>
+      <w:proofErr w:type="gramStart"/>
+      <w:r>
+        <w:rPr>
+          <w:rFonts w:ascii="Sakkal Majalla" w:hAnsi="Sakkal Majalla" w:cs="Sakkal Majalla" w:hint="cs"/>
+          <w:sz w:val="28"/>
+          <w:szCs w:val="28"/>
+          <w:rtl/>
+          <w:lang w:bidi="ar-EG"/>
+        </w:rPr>
+        <w:t>أخرى،أن</w:t>
+      </w:r>
+      <w:proofErr w:type="spellEnd"/>
+      <w:proofErr w:type="gramEnd"/>
+      <w:r>
+        <w:rPr>
+          <w:rFonts w:ascii="Sakkal Majalla" w:hAnsi="Sakkal Majalla" w:cs="Sakkal Majalla" w:hint="cs"/>
+          <w:sz w:val="28"/>
+          <w:szCs w:val="28"/>
+          <w:rtl/>
+          <w:lang w:bidi="ar-EG"/>
+        </w:rPr>
+        <w:t xml:space="preserve"> لا نُعطي لأفكارنا، مشاعرنا وأشواقنا تهيم، وإنما بأن دائمًا تكون على استعداد للخدمة، بملابس متفتحة وسرج ملتهبة. إن هذه بالطبع لست حالة راحة؛ بالعكس فإنه أمر مُجهد للغاية، بأن نسهر كل الليل المظلم. لكن في روح خدمتنا</w:t>
+      </w:r>
+      <w:r>
+        <w:rPr>
+          <w:rFonts w:ascii="Sakkal Majalla" w:hAnsi="Sakkal Majalla" w:cs="Sakkal Majalla" w:hint="cs"/>
+          <w:sz w:val="28"/>
+          <w:szCs w:val="28"/>
+          <w:rtl/>
+          <w:lang w:bidi="ar-EG"/>
+        </w:rPr>
+        <w:t xml:space="preserve"> لا بد وأن يكون القلب، الأشواق، الأفكار والآمال دائمًا </w:t>
+      </w:r>
+      <w:proofErr w:type="spellStart"/>
+      <w:r>
+        <w:rPr>
+          <w:rFonts w:ascii="Sakkal Majalla" w:hAnsi="Sakkal Majalla" w:cs="Sakkal Majalla" w:hint="cs"/>
+          <w:sz w:val="28"/>
+          <w:szCs w:val="28"/>
+          <w:rtl/>
+          <w:lang w:bidi="ar-EG"/>
+        </w:rPr>
+        <w:t>ممنطقة</w:t>
+      </w:r>
+      <w:proofErr w:type="spellEnd"/>
+      <w:r>
+        <w:rPr>
+          <w:rFonts w:ascii="Sakkal Majalla" w:hAnsi="Sakkal Majalla" w:cs="Sakkal Majalla" w:hint="cs"/>
+          <w:sz w:val="28"/>
+          <w:szCs w:val="28"/>
+          <w:rtl/>
+          <w:lang w:bidi="ar-EG"/>
+        </w:rPr>
+        <w:t>.</w:t>
       </w:r>
     </w:p>
     <w:p>
       <w:pPr>
         <w:jc w:val="both"/>
         <w:rPr>
-          <w:rtl/>
-          <w:lang w:bidi="ar-AE"/>
+          <w:rFonts w:ascii="Sakkal Majalla" w:hAnsi="Sakkal Majalla" w:cs="Sakkal Majalla"/>
+          <w:sz w:val="28"/>
+          <w:szCs w:val="28"/>
+          <w:rtl/>
+          <w:lang w:bidi="ar-EG"/>
         </w:rPr>
       </w:pPr>
       <w:r>
         <w:rPr>
-          <w:rFonts w:hint="cs"/>
-          <w:rtl/>
-          <w:lang w:bidi="ar-AE"/>
-        </w:rPr>
-        <w:t>"</w:t>
-      </w:r>
-      <w:r>
-        <w:rPr>
-          <w:rtl/>
-        </w:rPr>
-        <w:t xml:space="preserve"> </w:t>
-      </w:r>
-      <w:r>
-        <w:rPr>
-          <w:rtl/>
-          <w:lang w:bidi="ar-AE"/>
-        </w:rPr>
-        <w:t>«لِتَكُنْ أَحْقَاؤُكُمْ مُمَنْطَقَةً وَسُرُجُكُمْ مُوقَدَةً،</w:t>
-      </w:r>
-      <w:r>
-        <w:rPr>
-          <w:rFonts w:hint="cs"/>
-          <w:rtl/>
-          <w:lang w:bidi="ar-AE"/>
-        </w:rPr>
-        <w:t xml:space="preserve">" في ليل ذلك </w:t>
-      </w:r>
-      <w:r>
-        <w:rPr>
-          <w:rFonts w:hint="cs"/>
-          <w:rtl/>
-          <w:lang w:bidi="ar-AE"/>
-        </w:rPr>
-        <w:t xml:space="preserve">الزمن كان من الضروري </w:t>
-      </w:r>
-      <w:r>
-        <w:rPr>
-          <w:rFonts w:hint="cs"/>
-          <w:rtl/>
-          <w:lang w:bidi="ar-AE"/>
-        </w:rPr>
-        <w:t>أن يلبسوا</w:t>
-      </w:r>
-      <w:r>
-        <w:rPr>
-          <w:rFonts w:hint="cs"/>
-          <w:rtl/>
-          <w:lang w:bidi="ar-AE"/>
-        </w:rPr>
-        <w:t xml:space="preserve"> ثيابهم وأن يتنطقوا للخدمة. وهكذا علينا نحن أيضًا لا أن نُرخي ثيابنا لتسقط إلى الأرض، بمعنى أن لا نترك أفكارنا، مشاعرنا وأشواقنا تتحرك كما يحلو لها، وإنما بأن تكون بصورة دائمة مستعدة للخدمة بثياب مهندمة جيدًا</w:t>
-      </w:r>
-      <w:r>
-        <w:rPr>
-          <w:rFonts w:hint="cs"/>
-          <w:rtl/>
-          <w:lang w:bidi="ar-AE"/>
-        </w:rPr>
-        <w:t xml:space="preserve"> وبسرج موقدة. إن هذه طبعًا ليست حالة من الراحة؛ على العكس فإنه أمر مُجهد بصورة غير عادية بأن نبقى سهرانين طيلة ليل مظلم طويل الأمد. لكن في روح خدمتنا لا بد وأن يكون قلبنا، أشواقنا، أفكارنا، عواطفنا ورغباتنا مشدودة</w:t>
-      </w:r>
-      <w:r>
-        <w:rPr>
-          <w:rFonts w:hint="cs"/>
-          <w:rtl/>
-          <w:lang w:bidi="ar-AE"/>
-        </w:rPr>
-        <w:t xml:space="preserve"> (ممنطقة)</w:t>
-      </w:r>
-      <w:r>
-        <w:rPr>
-          <w:rFonts w:hint="cs"/>
-          <w:rtl/>
-          <w:lang w:bidi="ar-AE"/>
-        </w:rPr>
-        <w:t xml:space="preserve"> جيدًا.</w:t>
+          <w:rFonts w:ascii="Sakkal Majalla" w:hAnsi="Sakkal Majalla" w:cs="Sakkal Majalla"/>
+          <w:sz w:val="28"/>
+          <w:szCs w:val="28"/>
+          <w:rtl/>
+          <w:lang w:bidi="ar-EG"/>
+        </w:rPr>
+        <w:t xml:space="preserve">إن </w:t>
+      </w:r>
+      <w:r>
+        <w:rPr>
+          <w:rFonts w:ascii="Sakkal Majalla" w:hAnsi="Sakkal Majalla" w:cs="Sakkal Majalla" w:hint="cs"/>
+          <w:sz w:val="28"/>
+          <w:szCs w:val="28"/>
+          <w:rtl/>
+          <w:lang w:bidi="ar-EG"/>
+        </w:rPr>
+        <w:t>فعلاً يتطلب جُهد بأن لا نسمح للجسد، بأن يسير في طريقه؛ فهو في أوقات تخفيف كبير لعبئنا، بأن نفعل هذا وإن فقط للحظة؛ لكن عند حدوث ذلك فإننا من المؤكد سننام مثل العشر عذارى. لأنه كما أن العذارى اضطجعن لينمن ولهن زيت في سرجهن، فإننا نحن أيضًا من الممكن أن ننعس والروح القدس في قلوبنا. لكن طوبى لجميع العبيد، الذين سيجدهم الرب ساهرين! فإن الرب وكأنه ينادينا: الآن يتعلّق الأمر بكم أنتم، بأن تتمنطقوا وتخدموا في محبة وتهروا؛ لكن متى ما أتيت، عندها سيكون من اختصاصي، بأن أتمنطق وأتقدم وأخدمكم؛ لكن متى ما دين الشر وأُزيل، يمكنكم عندها أن تستريحوا من عملكم.</w:t>
       </w:r>
     </w:p>
     <w:p>
       <w:pPr>
         <w:jc w:val="both"/>
         <w:rPr>
-          <w:rtl/>
-          <w:lang w:bidi="ar-AE"/>
+          <w:rFonts w:ascii="Sakkal Majalla" w:hAnsi="Sakkal Majalla" w:cs="Sakkal Majalla"/>
+          <w:sz w:val="28"/>
+          <w:szCs w:val="28"/>
+          <w:lang w:bidi="ar-EG"/>
         </w:rPr>
       </w:pPr>
       <w:r>
         <w:rPr>
-          <w:rFonts w:hint="cs"/>
-          <w:rtl/>
-          <w:lang w:bidi="ar-AE"/>
-        </w:rPr>
-        <w:t>إنه فعلاً لأمر مجهد جدًا</w:t>
-      </w:r>
-      <w:r>
-        <w:rPr>
-          <w:rFonts w:hint="cs"/>
-          <w:rtl/>
-          <w:lang w:bidi="ar-AE"/>
-        </w:rPr>
-        <w:t xml:space="preserve"> بأن لا نسمح للجسد بأن يسير على هواه؛ فإنه في أوقات مريح جدًا بأن نفعل هذا وإن كان للحظة واحدة فقط؛ ولكن متى ما حصل فمن المؤكد أننا سننام مثل العشر عذارى. لأنه كما أن العذارى اضطجعنَ للنوم والزيت في سرجهن، هكذا أيضًا نحن يمكننا أن ننعس والروح القدس في قلوبنا. لكن طوبى لكل العبيد الذين يجدهم السيد سهرانين! وكأن الرب يدعونا: "</w:t>
-      </w:r>
-      <w:r>
-        <w:rPr>
-          <w:rFonts w:hint="cs"/>
-          <w:rtl/>
-          <w:lang w:bidi="ar-AE"/>
-        </w:rPr>
-        <w:t>الآن هو دوركم بأن تتمنطقوا وأن تخدموا بمحبة وأن تسهروا؛ لكن متى ما أتيت فسيكون دوري بأن أتنطق وأقترب منكم وأخدمكم (لوقا 12: 37). لا بد لكم أن تكونوا ممنط</w:t>
-      </w:r>
-      <w:r>
-        <w:rPr>
-          <w:rFonts w:hint="cs"/>
-          <w:rtl/>
-          <w:lang w:bidi="ar-AE"/>
-        </w:rPr>
-        <w:t>َ</w:t>
-      </w:r>
-      <w:r>
-        <w:rPr>
-          <w:rFonts w:hint="cs"/>
-          <w:rtl/>
-          <w:lang w:bidi="ar-AE"/>
-        </w:rPr>
-        <w:t>قين جيدًا وسط الشر وسهرانين؛ ولكن عندما سيُدان الشر ويُعزَل، عندها يمكنكم أن تستريحوا من عملكم.</w:t>
-      </w:r>
-    </w:p>
-    <w:p>
-      <w:pPr>
-        <w:jc w:val="both"/>
-        <w:rPr>
-          <w:rFonts w:hint="cs"/>
-          <w:rtl/>
-          <w:lang w:bidi="ar-AE"/>
-        </w:rPr>
-      </w:pPr>
-      <w:r>
-        <w:rPr>
-          <w:rFonts w:hint="cs"/>
-          <w:rtl/>
-          <w:lang w:bidi="ar-AE"/>
-        </w:rPr>
-        <w:t>في يوم وصول</w:t>
-      </w:r>
-      <w:r>
-        <w:rPr>
-          <w:rFonts w:hint="cs"/>
-          <w:rtl/>
-          <w:lang w:bidi="ar-AE"/>
-        </w:rPr>
-        <w:t>كم بيت الآب يمكنكم الاضطجاع والاهتمام براحتكم. في ذلك الموضع المبارك من الطهارة والقداسة يمكنكم أن ترخوا ثيابكم، أشواقكم، أفكاركم عواطفكم لتنطلق بحريتها دون أن تخشوا من اتساخها.</w:t>
+          <w:rFonts w:ascii="Sakkal Majalla" w:hAnsi="Sakkal Majalla" w:cs="Sakkal Majalla" w:hint="cs"/>
+          <w:sz w:val="28"/>
+          <w:szCs w:val="28"/>
+          <w:rtl/>
+          <w:lang w:bidi="ar-EG"/>
+        </w:rPr>
+        <w:t xml:space="preserve">في لحظة ستأتي في بيت الآب، يمكنكم أن تضطجعوا وتلوذوا بالراحة. في ذلك الموضع المبارك من الطهارة والقداسة يمكنكم </w:t>
+      </w:r>
+      <w:r>
+        <w:rPr>
+          <w:rFonts w:ascii="Sakkal Majalla" w:hAnsi="Sakkal Majalla" w:cs="Sakkal Majalla" w:hint="cs"/>
+          <w:sz w:val="28"/>
+          <w:szCs w:val="28"/>
+          <w:rtl/>
+          <w:lang w:bidi="ar-EG"/>
+        </w:rPr>
+        <w:t>خلع ملابسكم وتُعطوا لأشواقكم، أفكاركم وعواطفكم بأن تجري بحرية، من دون أن تقلقوا أنكم ستلطخونها.</w:t>
       </w:r>
     </w:p>
     <w:sectPr>
@@ -852,10 +1163,10 @@
   <w:docDefaults>
     <w:rPrDefault>
       <w:rPr>
-        <w:rFonts w:ascii="Sakkal Majalla" w:eastAsiaTheme="minorHAnsi" w:hAnsi="Sakkal Majalla" w:cs="Sakkal Majalla"/>
-        <w:sz w:val="28"/>
-        <w:szCs w:val="28"/>
-        <w:lang w:val="en-US" w:eastAsia="en-US" w:bidi="ar-SA"/>
+        <w:rFonts w:asciiTheme="minorHAnsi" w:eastAsiaTheme="minorHAnsi" w:hAnsiTheme="minorHAnsi" w:cstheme="minorBidi"/>
+        <w:sz w:val="22"/>
+        <w:szCs w:val="22"/>
+        <w:lang w:val="en-US" w:eastAsia="en-US" w:bidi="he-IL"/>
       </w:rPr>
     </w:rPrDefault>
     <w:pPrDefault>
@@ -970,7 +1281,6 @@
     <w:lsdException w:name="HTML Sample" w:semiHidden="1" w:unhideWhenUsed="1"/>
     <w:lsdException w:name="HTML Typewriter" w:semiHidden="1" w:unhideWhenUsed="1"/>
     <w:lsdException w:name="HTML Variable" w:semiHidden="1" w:unhideWhenUsed="1"/>
-    <w:lsdException w:name="Normal Table" w:semiHidden="1" w:unhideWhenUsed="1"/>
     <w:lsdException w:name="annotation subject" w:semiHidden="1" w:unhideWhenUsed="1"/>
     <w:lsdException w:name="No List" w:semiHidden="1" w:unhideWhenUsed="1"/>
     <w:lsdException w:name="Outline List 1" w:semiHidden="1" w:unhideWhenUsed="1"/>
@@ -1017,10 +1327,8 @@
     <w:lsdException w:name="Table Subtle 2" w:semiHidden="1" w:unhideWhenUsed="1"/>
     <w:lsdException w:name="Table Web 1" w:semiHidden="1" w:unhideWhenUsed="1"/>
     <w:lsdException w:name="Table Web 2" w:semiHidden="1" w:unhideWhenUsed="1"/>
-    <w:lsdException w:name="Table Web 3" w:semiHidden="1" w:unhideWhenUsed="1"/>
     <w:lsdException w:name="Balloon Text" w:semiHidden="1" w:unhideWhenUsed="1"/>
     <w:lsdException w:name="Table Grid" w:uiPriority="39"/>
-    <w:lsdException w:name="Table Theme" w:semiHidden="1" w:unhideWhenUsed="1"/>
     <w:lsdException w:name="Placeholder Text" w:semiHidden="1"/>
     <w:lsdException w:name="No Spacing" w:uiPriority="1" w:qFormat="1"/>
     <w:lsdException w:name="Light Shading" w:uiPriority="60"/>
@@ -1248,10 +1556,6 @@
     <w:pPr>
       <w:bidi/>
     </w:pPr>
-    <w:rPr>
-      <w:noProof/>
-      <w:lang w:bidi="ar-EG"/>
-    </w:rPr>
   </w:style>
   <w:style w:type="character" w:default="1" w:styleId="DefaultParagraphFont">
     <w:name w:val="Default Paragraph Font"/>
@@ -1285,7 +1589,7 @@
     <w:basedOn w:val="DefaultParagraphFont"/>
     <w:uiPriority w:val="99"/>
     <w:unhideWhenUsed/>
-    <w:rsid w:val="001A695B"/>
+    <w:rsid w:val="00562110"/>
     <w:rPr>
       <w:color w:val="0563C1" w:themeColor="hyperlink"/>
       <w:u w:val="single"/>
@@ -1297,22 +1601,10 @@
     <w:uiPriority w:val="99"/>
     <w:semiHidden/>
     <w:unhideWhenUsed/>
-    <w:rsid w:val="001A695B"/>
+    <w:rsid w:val="00562110"/>
     <w:rPr>
       <w:color w:val="605E5C"/>
       <w:shd w:val="clear" w:color="auto" w:fill="E1DFDD"/>
-    </w:rPr>
-  </w:style>
-  <w:style w:type="character" w:styleId="FollowedHyperlink">
-    <w:name w:val="FollowedHyperlink"/>
-    <w:basedOn w:val="DefaultParagraphFont"/>
-    <w:uiPriority w:val="99"/>
-    <w:semiHidden/>
-    <w:unhideWhenUsed/>
-    <w:rsid w:val="00B93377"/>
-    <w:rPr>
-      <w:color w:val="954F72" w:themeColor="followedHyperlink"/>
-      <w:u w:val="single"/>
     </w:rPr>
   </w:style>
 </w:styles>
@@ -1394,23 +1686,6 @@
         <a:font script="Viet" typeface="Times New Roman"/>
         <a:font script="Uigh" typeface="Microsoft Uighur"/>
         <a:font script="Geor" typeface="Sylfaen"/>
-        <a:font script="Armn" typeface="Arial"/>
-        <a:font script="Bugi" typeface="Leelawadee UI"/>
-        <a:font script="Bopo" typeface="Microsoft JhengHei"/>
-        <a:font script="Java" typeface="Javanese Text"/>
-        <a:font script="Lisu" typeface="Segoe UI"/>
-        <a:font script="Mymr" typeface="Myanmar Text"/>
-        <a:font script="Nkoo" typeface="Ebrima"/>
-        <a:font script="Olck" typeface="Nirmala UI"/>
-        <a:font script="Osma" typeface="Ebrima"/>
-        <a:font script="Phag" typeface="Phagspa"/>
-        <a:font script="Syrn" typeface="Estrangelo Edessa"/>
-        <a:font script="Syrj" typeface="Estrangelo Edessa"/>
-        <a:font script="Syre" typeface="Estrangelo Edessa"/>
-        <a:font script="Sora" typeface="Nirmala UI"/>
-        <a:font script="Tale" typeface="Microsoft Tai Le"/>
-        <a:font script="Talu" typeface="Microsoft New Tai Lue"/>
-        <a:font script="Tfng" typeface="Ebrima"/>
       </a:majorFont>
       <a:minorFont>
         <a:latin typeface="Calibri" panose="020F0502020204030204"/>
@@ -1446,23 +1721,6 @@
         <a:font script="Viet" typeface="Arial"/>
         <a:font script="Uigh" typeface="Microsoft Uighur"/>
         <a:font script="Geor" typeface="Sylfaen"/>
-        <a:font script="Armn" typeface="Arial"/>
-        <a:font script="Bugi" typeface="Leelawadee UI"/>
-        <a:font script="Bopo" typeface="Microsoft JhengHei"/>
-        <a:font script="Java" typeface="Javanese Text"/>
-        <a:font script="Lisu" typeface="Segoe UI"/>
-        <a:font script="Mymr" typeface="Myanmar Text"/>
-        <a:font script="Nkoo" typeface="Ebrima"/>
-        <a:font script="Olck" typeface="Nirmala UI"/>
-        <a:font script="Osma" typeface="Ebrima"/>
-        <a:font script="Phag" typeface="Phagspa"/>
-        <a:font script="Syrn" typeface="Estrangelo Edessa"/>
-        <a:font script="Syrj" typeface="Estrangelo Edessa"/>
-        <a:font script="Syre" typeface="Estrangelo Edessa"/>
-        <a:font script="Sora" typeface="Nirmala UI"/>
-        <a:font script="Tale" typeface="Microsoft Tai Le"/>
-        <a:font script="Talu" typeface="Microsoft New Tai Lue"/>
-        <a:font script="Tfng" typeface="Ebrima"/>
       </a:minorFont>
     </a:fontScheme>
     <a:fmtScheme name="Office">
